--- a/Monografia-Bruno.docx
+++ b/Monografia-Bruno.docx
@@ -31,7 +31,15 @@
         <w:pStyle w:val="TF-TEXTO"/>
       </w:pPr>
       <w:r>
-        <w:t>O desenvolvimento do sistema backend constitui o núcleo computacional da plataforma de otimização de portfólios, implementando a infraestrutura necessária para processar requisições, executar o algoritmo genético multiobjetivo e fornecer respostas otimizadas aos clientes</w:t>
+        <w:t xml:space="preserve">O desenvolvimento do sistema </w:t>
+      </w:r>
+      <w:proofErr w:type="spellStart"/>
+      <w:r>
+        <w:t>backend</w:t>
+      </w:r>
+      <w:proofErr w:type="spellEnd"/>
+      <w:r>
+        <w:t xml:space="preserve"> constitui o núcleo computacional da plataforma de otimização de portfólios, implementando a infraestrutura necessária para processar requisições, executar o algoritmo genético multiobjetivo e fornecer respostas otimizadas aos clientes</w:t>
       </w:r>
       <w:r>
         <w:t>, além de disponibilizar uma API para chamada externa</w:t>
@@ -65,7 +73,15 @@
         </w:numPr>
       </w:pPr>
       <w:r>
-        <w:t>autenticar usuários através de credenciais seguras (email e senha) e gerar tokens JWT para manutenção de sessões autorizadas</w:t>
+        <w:t>autenticar usuários através de credenciais seguras (</w:t>
+      </w:r>
+      <w:proofErr w:type="spellStart"/>
+      <w:r>
+        <w:t>email</w:t>
+      </w:r>
+      <w:proofErr w:type="spellEnd"/>
+      <w:r>
+        <w:t xml:space="preserve"> e senha) e gerar tokens JWT para manutenção de sessões autorizadas</w:t>
       </w:r>
       <w:r>
         <w:t xml:space="preserve"> (RF);</w:t>
@@ -76,7 +92,15 @@
         <w:pStyle w:val="TF-ALNEA"/>
       </w:pPr>
       <w:r>
-        <w:t>coletar dados históricos mensais de preços via API Yahoo Finance e armazenar séries temporais com cálculo de variações percentuais (RF)</w:t>
+        <w:t xml:space="preserve">coletar dados históricos mensais de preços via API Yahoo </w:t>
+      </w:r>
+      <w:proofErr w:type="spellStart"/>
+      <w:r>
+        <w:t>Finance</w:t>
+      </w:r>
+      <w:proofErr w:type="spellEnd"/>
+      <w:r>
+        <w:t xml:space="preserve"> e armazenar séries temporais com cálculo de variações percentuais (RF)</w:t>
       </w:r>
       <w:r>
         <w:t>;</w:t>
@@ -87,7 +111,15 @@
         <w:pStyle w:val="TF-ALNEA"/>
       </w:pPr>
       <w:r>
-        <w:t>executar otimização multiobjetivo de carteiras através do algoritmo NSGA-II considerando maximização de retorno, minimização de variância e minimização de CVaR (RF);</w:t>
+        <w:t xml:space="preserve">executar otimização multiobjetivo de carteiras através do algoritmo NSGA-II considerando maximização de retorno, minimização de variância e minimização de </w:t>
+      </w:r>
+      <w:proofErr w:type="spellStart"/>
+      <w:r>
+        <w:t>CVaR</w:t>
+      </w:r>
+      <w:proofErr w:type="spellEnd"/>
+      <w:r>
+        <w:t xml:space="preserve"> (RF);</w:t>
       </w:r>
     </w:p>
     <w:p>
@@ -95,7 +127,25 @@
         <w:pStyle w:val="TF-ALNEA"/>
       </w:pPr>
       <w:r>
-        <w:t>aplicar perfis de risco personalizados (conservador, moderado, arrojado) e restrições de ativos específicos durante o processo de otimização (RF);</w:t>
+        <w:t>aplicar perfis de risco personalizados (conservador, moderado</w:t>
+      </w:r>
+      <w:r>
+        <w:t xml:space="preserve"> e</w:t>
+      </w:r>
+      <w:r>
+        <w:t xml:space="preserve"> arrojado)</w:t>
+      </w:r>
+      <w:r>
+        <w:t xml:space="preserve">, </w:t>
+      </w:r>
+      <w:r>
+        <w:t>restrições de ativos específicos</w:t>
+      </w:r>
+      <w:r>
+        <w:t xml:space="preserve"> e limitação na quantidade de ativos da carteira</w:t>
+      </w:r>
+      <w:r>
+        <w:t xml:space="preserve"> durante o processo de otimização (RF);</w:t>
       </w:r>
     </w:p>
     <w:p>
@@ -103,7 +153,15 @@
         <w:pStyle w:val="TF-ALNEA"/>
       </w:pPr>
       <w:r>
-        <w:t>realizar simulação de backtest comparando performance histórica das carteiras otimizadas com benchmark de mercado (RF);</w:t>
+        <w:t xml:space="preserve">realizar simulação de </w:t>
+      </w:r>
+      <w:proofErr w:type="spellStart"/>
+      <w:r>
+        <w:t>backtest</w:t>
+      </w:r>
+      <w:proofErr w:type="spellEnd"/>
+      <w:r>
+        <w:t xml:space="preserve"> comparando performance histórica das carteiras otimizadas com benchmark de mercado (RF);</w:t>
       </w:r>
     </w:p>
     <w:p>
@@ -111,7 +169,15 @@
         <w:pStyle w:val="TF-ALNEA"/>
       </w:pPr>
       <w:r>
-        <w:t>utilizar linguagem Python com framework Flask para API REST (RNF);</w:t>
+        <w:t xml:space="preserve">utilizar linguagem Python com framework </w:t>
+      </w:r>
+      <w:proofErr w:type="spellStart"/>
+      <w:r>
+        <w:t>Flask</w:t>
+      </w:r>
+      <w:proofErr w:type="spellEnd"/>
+      <w:r>
+        <w:t xml:space="preserve"> para API REST (RNF);</w:t>
       </w:r>
     </w:p>
     <w:p>
@@ -139,7 +205,15 @@
         <w:t xml:space="preserve">utilizar a </w:t>
       </w:r>
       <w:r>
-        <w:t xml:space="preserve">biblioteca pymoo para </w:t>
+        <w:t xml:space="preserve">biblioteca </w:t>
+      </w:r>
+      <w:proofErr w:type="spellStart"/>
+      <w:r>
+        <w:t>pymoo</w:t>
+      </w:r>
+      <w:proofErr w:type="spellEnd"/>
+      <w:r>
+        <w:t xml:space="preserve"> para </w:t>
       </w:r>
       <w:r>
         <w:t xml:space="preserve">realizar o processamento do </w:t>
@@ -173,6 +247,7 @@
         <w:pStyle w:val="Ttulo3"/>
       </w:pPr>
       <w:r>
+        <w:lastRenderedPageBreak/>
         <w:t>Banco de dados</w:t>
       </w:r>
     </w:p>
@@ -181,11 +256,7 @@
         <w:pStyle w:val="TF-TEXTO"/>
       </w:pPr>
       <w:r>
-        <w:t xml:space="preserve">Optou-se por utilizar o PostgreSQL como sistema gerenciador de banco de dados responsável pelo armazenamento das informações relacionadas aos usuários, às operações do </w:t>
-      </w:r>
-      <w:r>
-        <w:lastRenderedPageBreak/>
-        <w:t>sistema e aos resultados gerados pelos módulos de processamento. O PostgreSQL é um SGBD relacional de código aberto, amplamente reconhecido pela sua confiabilidade, robustez e aderência a padrões SQL, além de oferecer recursos avançados que o colocam no mesmo patamar de soluções corporativas utilizadas em larga escala.</w:t>
+        <w:t>Optou-se por utilizar o PostgreSQL como sistema gerenciador de banco de dados responsável pelo armazenamento das informações relacionadas aos usuários, às operações do sistema e aos resultados gerados pelos módulos de processamento. O PostgreSQL é um SGBD relacional de código aberto, amplamente reconhecido pela sua confiabilidade, robustez e aderência a padrões SQL, além de oferecer recursos avançados que o colocam no mesmo patamar de soluções corporativas utilizadas em larga escala.</w:t>
       </w:r>
     </w:p>
     <w:p>
@@ -248,6 +319,7 @@
           <w:szCs w:val="24"/>
         </w:rPr>
       </w:pPr>
+      <w:proofErr w:type="spellStart"/>
       <w:r>
         <w:rPr>
           <w:rFonts w:ascii="Courier New" w:hAnsi="Courier New" w:cs="Courier New"/>
@@ -255,6 +327,7 @@
         </w:rPr>
         <w:t>usuarios</w:t>
       </w:r>
+      <w:proofErr w:type="spellEnd"/>
       <w:r>
         <w:rPr>
           <w:szCs w:val="24"/>
@@ -268,7 +341,15 @@
         <w:t xml:space="preserve"> </w:t>
       </w:r>
       <w:r>
-        <w:t>armazena informações de autenticação e identificação, incluindo hash seguro da senha</w:t>
+        <w:t xml:space="preserve">armazena informações de autenticação e identificação, incluindo </w:t>
+      </w:r>
+      <w:proofErr w:type="spellStart"/>
+      <w:r>
+        <w:t>hash</w:t>
+      </w:r>
+      <w:proofErr w:type="spellEnd"/>
+      <w:r>
+        <w:t xml:space="preserve"> seguro da senha</w:t>
       </w:r>
       <w:r>
         <w:t xml:space="preserve">. </w:t>
@@ -302,7 +383,19 @@
         <w:t xml:space="preserve">: </w:t>
       </w:r>
       <w:r>
-        <w:t>centraliza informações sobre instrumentos financeiros disponíveis para otimização. Cada ativo possui ticker único, nome descritivo, classificação por tipo e setor econômico. Esta estrutura facilita filtragens e agrupamentos durante o processo de seleção de ativos</w:t>
+        <w:t xml:space="preserve">centraliza informações sobre instrumentos financeiros disponíveis para otimização. Cada ativo possui </w:t>
+      </w:r>
+      <w:proofErr w:type="spellStart"/>
+      <w:r>
+        <w:t>ticker</w:t>
+      </w:r>
+      <w:proofErr w:type="spellEnd"/>
+      <w:r>
+        <w:t xml:space="preserve"> único, nome descritivo, classificação por tipo e </w:t>
+      </w:r>
+      <w:r>
+        <w:lastRenderedPageBreak/>
+        <w:t>setor econômico. Esta estrutura facilita filtragens e agrupamentos durante o processo de seleção de ativos</w:t>
       </w:r>
       <w:r>
         <w:t>;</w:t>
@@ -319,6 +412,7 @@
           <w:szCs w:val="24"/>
         </w:rPr>
       </w:pPr>
+      <w:proofErr w:type="spellStart"/>
       <w:r>
         <w:rPr>
           <w:rFonts w:ascii="Courier New" w:hAnsi="Courier New" w:cs="Courier New"/>
@@ -326,6 +420,7 @@
         </w:rPr>
         <w:t>historico_precos</w:t>
       </w:r>
+      <w:proofErr w:type="spellEnd"/>
       <w:r>
         <w:rPr>
           <w:szCs w:val="24"/>
@@ -342,7 +437,21 @@
         <w:rPr>
           <w:szCs w:val="24"/>
         </w:rPr>
-        <w:t xml:space="preserve"> série temporal dos preços de fechamento mensais. Esta desnormalização controlada otimiza consultas frequentes durante o processo de otimização, evitando </w:t>
+        <w:t xml:space="preserve"> série temporal dos preços de fechamento mensais. Esta </w:t>
+      </w:r>
+      <w:proofErr w:type="spellStart"/>
+      <w:r>
+        <w:rPr>
+          <w:szCs w:val="24"/>
+        </w:rPr>
+        <w:t>desnormalização</w:t>
+      </w:r>
+      <w:proofErr w:type="spellEnd"/>
+      <w:r>
+        <w:rPr>
+          <w:szCs w:val="24"/>
+        </w:rPr>
+        <w:t xml:space="preserve"> controlada otimiza consultas frequentes durante o processo de otimização, evitando </w:t>
       </w:r>
       <w:r>
         <w:rPr>
@@ -370,7 +479,6 @@
           <w:rFonts w:ascii="Courier New" w:hAnsi="Courier New" w:cs="Courier New"/>
           <w:sz w:val="20"/>
         </w:rPr>
-        <w:lastRenderedPageBreak/>
         <w:t>carteiras</w:t>
       </w:r>
       <w:r>
@@ -385,12 +493,14 @@
         </w:rPr>
         <w:t xml:space="preserve">guarda a composição final dos ativos gerados pela otimização na tabela </w:t>
       </w:r>
+      <w:proofErr w:type="spellStart"/>
       <w:r>
         <w:rPr>
           <w:szCs w:val="24"/>
         </w:rPr>
         <w:t>carteira_ativos</w:t>
       </w:r>
+      <w:proofErr w:type="spellEnd"/>
     </w:p>
     <w:p>
       <w:pPr>
@@ -400,6 +510,7 @@
           <w:numId w:val="14"/>
         </w:numPr>
       </w:pPr>
+      <w:proofErr w:type="spellStart"/>
       <w:r>
         <w:rPr>
           <w:rFonts w:ascii="Courier New" w:hAnsi="Courier New" w:cs="Courier New"/>
@@ -407,6 +518,7 @@
         </w:rPr>
         <w:t>parametros_otimizacao</w:t>
       </w:r>
+      <w:proofErr w:type="spellEnd"/>
       <w:r>
         <w:rPr>
           <w:szCs w:val="24"/>
@@ -434,6 +546,7 @@
           <w:numId w:val="14"/>
         </w:numPr>
       </w:pPr>
+      <w:proofErr w:type="spellStart"/>
       <w:r>
         <w:rPr>
           <w:rFonts w:ascii="Courier New" w:hAnsi="Courier New" w:cs="Courier New"/>
@@ -441,6 +554,7 @@
         </w:rPr>
         <w:t>hyperparameter_configs</w:t>
       </w:r>
+      <w:proofErr w:type="spellEnd"/>
       <w:r>
         <w:rPr>
           <w:szCs w:val="24"/>
@@ -457,7 +571,35 @@
         <w:rPr>
           <w:szCs w:val="24"/>
         </w:rPr>
-        <w:t xml:space="preserve"> configurações ótimas de hiperparâmetros determinadas através de processos sistemáticos de tuning. Cada registro mapeia uma quantidade específica de ativos para valores ideais de tamanho populacional e número de gerações, permitindo que o sistema ajuste automaticamente seus parâmetros baseado na complexidade do problema.</w:t>
+        <w:t xml:space="preserve"> configurações ótimas de </w:t>
+      </w:r>
+      <w:proofErr w:type="spellStart"/>
+      <w:r>
+        <w:rPr>
+          <w:szCs w:val="24"/>
+        </w:rPr>
+        <w:t>hiperparâmetros</w:t>
+      </w:r>
+      <w:proofErr w:type="spellEnd"/>
+      <w:r>
+        <w:rPr>
+          <w:szCs w:val="24"/>
+        </w:rPr>
+        <w:t xml:space="preserve"> determinadas através de processos sistemáticos de </w:t>
+      </w:r>
+      <w:proofErr w:type="spellStart"/>
+      <w:r>
+        <w:rPr>
+          <w:szCs w:val="24"/>
+        </w:rPr>
+        <w:t>tuning</w:t>
+      </w:r>
+      <w:proofErr w:type="spellEnd"/>
+      <w:r>
+        <w:rPr>
+          <w:szCs w:val="24"/>
+        </w:rPr>
+        <w:t>. Cada registro mapeia uma quantidade específica de ativos para valores ideais de tamanho populacional e número de gerações, permitindo que o sistema ajuste automaticamente seus parâmetros baseado na complexidade do problema.</w:t>
       </w:r>
     </w:p>
     <w:p>
@@ -508,6 +650,7 @@
       <w:r>
         <w:t xml:space="preserve">Uma vez registrado o conjunto de ativos, o sistema inicia a coleta das séries históricas por meio da biblioteca </w:t>
       </w:r>
+      <w:proofErr w:type="spellStart"/>
       <w:r>
         <w:rPr>
           <w:i/>
@@ -515,8 +658,17 @@
         </w:rPr>
         <w:t>yfinance</w:t>
       </w:r>
-      <w:r>
-        <w:t>, que estabelece conexão direta com os servidores do Yahoo Finance. Para cada ativo previamente cadastrado, o sistema obtém o histórico completo no intervalo mensal</w:t>
+      <w:proofErr w:type="spellEnd"/>
+      <w:r>
+        <w:t xml:space="preserve">, que estabelece conexão direta com os servidores do Yahoo </w:t>
+      </w:r>
+      <w:proofErr w:type="spellStart"/>
+      <w:r>
+        <w:t>Finance</w:t>
+      </w:r>
+      <w:proofErr w:type="spellEnd"/>
+      <w:r>
+        <w:t>. Para cada ativo previamente cadastrado, o sistema obtém o histórico completo no intervalo mensal</w:t>
       </w:r>
       <w:r>
         <w:t xml:space="preserve"> e garantindo </w:t>
@@ -536,7 +688,11 @@
         <w:t xml:space="preserve">. </w:t>
       </w:r>
       <w:r>
-        <w:t>Essa métrica constitui um dos elementos fundamentais para a construção das matrizes estatísticas empregadas no modelo multiobjetivo. Na sequência, cada registro mensal é avaliado individualmente e comparado ao conteúdo já existente no banco de dados. Apenas valores inéditos são persistidos, evitando duplicidades e garantindo consistência no histórico armazenado.</w:t>
+        <w:t xml:space="preserve">Essa métrica constitui um dos elementos fundamentais para a construção das matrizes estatísticas empregadas no modelo multiobjetivo. Na sequência, cada registro mensal é avaliado individualmente e comparado ao conteúdo já existente no banco de dados. Apenas valores </w:t>
+      </w:r>
+      <w:r>
+        <w:lastRenderedPageBreak/>
+        <w:t>inéditos são persistidos, evitando duplicidades e garantindo consistência no histórico armazenado.</w:t>
       </w:r>
     </w:p>
     <w:p>
@@ -549,45 +705,193 @@
         <w:pStyle w:val="Ttulo3"/>
       </w:pPr>
       <w:r>
+        <w:t xml:space="preserve">Pré-processamento dos </w:t>
+      </w:r>
+      <w:r>
+        <w:t>d</w:t>
+      </w:r>
+      <w:r>
+        <w:t>ados</w:t>
+      </w:r>
+    </w:p>
+    <w:p>
+      <w:pPr>
+        <w:pStyle w:val="TF-TEXTO"/>
+      </w:pPr>
+      <w:r>
+        <w:t xml:space="preserve">A determinação dos </w:t>
+      </w:r>
+      <w:proofErr w:type="spellStart"/>
+      <w:r>
+        <w:t>hiperparâmetros</w:t>
+      </w:r>
+      <w:proofErr w:type="spellEnd"/>
+      <w:r>
+        <w:t xml:space="preserve"> ótimos para o algoritmo NSGA-II representa desafio fundamental para balancear qualidade das soluções e tempo computacional. O sistema implementa metodologia sistemática de grid </w:t>
+      </w:r>
+      <w:proofErr w:type="spellStart"/>
+      <w:r>
+        <w:t>search</w:t>
+      </w:r>
+      <w:proofErr w:type="spellEnd"/>
+      <w:r>
+        <w:t xml:space="preserve"> combinada com análise de convergência para identificar configurações ideais para diferentes cenários de otimização.</w:t>
+      </w:r>
+    </w:p>
+    <w:p>
+      <w:pPr>
+        <w:pStyle w:val="TF-TEXTO"/>
+      </w:pPr>
+      <w:r>
+        <w:t>O processo inicia-se testando combinações sistemáticas de tamanho populacional e número de gerações. Para cada configuração, o sistema executa múltiplas otimizações independentes</w:t>
+      </w:r>
+      <w:r>
+        <w:t xml:space="preserve"> e com quantidade de ativos diferentes</w:t>
+      </w:r>
+      <w:r>
+        <w:t xml:space="preserve">, coletando métricas de qualidade como </w:t>
+      </w:r>
+      <w:proofErr w:type="spellStart"/>
+      <w:r>
+        <w:t>hypervolume</w:t>
+      </w:r>
+      <w:proofErr w:type="spellEnd"/>
+      <w:r>
+        <w:t xml:space="preserve">, spread e </w:t>
+      </w:r>
+      <w:proofErr w:type="spellStart"/>
+      <w:r>
+        <w:t>spacing</w:t>
+      </w:r>
+      <w:proofErr w:type="spellEnd"/>
+      <w:r>
+        <w:t xml:space="preserve"> da fronteira de Pareto resultante. A repetição de execuções permite análise estatística robusta, quantificando variabilidade e identificando configurações consistentemente superiores.</w:t>
+      </w:r>
+    </w:p>
+    <w:p>
+      <w:pPr>
+        <w:pStyle w:val="TF-TEXTO"/>
+      </w:pPr>
+      <w:r>
+        <w:t xml:space="preserve">A métrica </w:t>
+      </w:r>
+      <w:proofErr w:type="spellStart"/>
+      <w:r>
+        <w:t>hypervolume</w:t>
+      </w:r>
+      <w:proofErr w:type="spellEnd"/>
+      <w:r>
+        <w:t xml:space="preserve"> emerge como indicador principal de qualidade, medindo o volume do espaço de objetivos dominado pela fronteira de Pareto. Valores superiores de </w:t>
+      </w:r>
+      <w:proofErr w:type="spellStart"/>
+      <w:r>
+        <w:t>hypervolume</w:t>
+      </w:r>
+      <w:proofErr w:type="spellEnd"/>
+      <w:r>
+        <w:t xml:space="preserve"> indicam fronteiras mais extensas e bem distribuídas, representando maior diversidade de opções para o investidor.</w:t>
+      </w:r>
+      <w:r>
+        <w:t xml:space="preserve"> </w:t>
+      </w:r>
+    </w:p>
+    <w:p>
+      <w:pPr>
+        <w:pStyle w:val="TF-TEXTO"/>
+      </w:pPr>
+      <w:r>
+        <w:t xml:space="preserve">O sistema gera visualizações compreensivas do trade-off entre qualidade e tempo computacional. O gráfico bidimensional posiciona tempo de execução no eixo horizontal e </w:t>
+      </w:r>
+      <w:proofErr w:type="spellStart"/>
+      <w:r>
+        <w:t>hypervolume</w:t>
+      </w:r>
+      <w:proofErr w:type="spellEnd"/>
+      <w:r>
+        <w:t xml:space="preserve"> médio no eixo vertical, permitindo identificação visual do "joelho" da curva - ponto onde incrementos adicionais em tempo resultam em ganhos marginais decrescentes de qualidade.</w:t>
+      </w:r>
+    </w:p>
+    <w:p>
+      <w:pPr>
+        <w:pStyle w:val="TF-TEXTO"/>
+      </w:pPr>
+    </w:p>
+    <w:p>
+      <w:pPr>
+        <w:pStyle w:val="TF-TEXTO"/>
+      </w:pPr>
+      <w:r>
+        <w:t>-- imagem do gráfico trade-off –</w:t>
+      </w:r>
+    </w:p>
+    <w:p>
+      <w:pPr>
+        <w:pStyle w:val="TF-TEXTO"/>
+      </w:pPr>
+    </w:p>
+    <w:p>
+      <w:pPr>
+        <w:pStyle w:val="TF-TEXTO"/>
+      </w:pPr>
+      <w:r>
+        <w:t xml:space="preserve">Os resultados do </w:t>
+      </w:r>
+      <w:proofErr w:type="spellStart"/>
+      <w:r>
+        <w:t>tuning</w:t>
+      </w:r>
+      <w:proofErr w:type="spellEnd"/>
+      <w:r>
+        <w:t xml:space="preserve"> são persistidos no banco de dados, criando biblioteca de configurações ótimas indexadas por número de ativos e perfil de risco. Durante execuções subsequentes, o sistema consulta automaticamente esta biblioteca, aplicando </w:t>
+      </w:r>
+      <w:proofErr w:type="spellStart"/>
+      <w:r>
+        <w:t>hiperparâmetros</w:t>
+      </w:r>
+      <w:proofErr w:type="spellEnd"/>
+      <w:r>
+        <w:t xml:space="preserve"> previamente otimizados para cenários similares.</w:t>
+      </w:r>
+    </w:p>
+    <w:p>
+      <w:pPr>
+        <w:pStyle w:val="TF-TEXTO"/>
+      </w:pPr>
+    </w:p>
+    <w:p>
+      <w:pPr>
+        <w:pStyle w:val="TF-TEXTO"/>
+      </w:pPr>
+    </w:p>
+    <w:p>
+      <w:pPr>
+        <w:pStyle w:val="Ttulo3"/>
+      </w:pPr>
+      <w:r>
         <w:lastRenderedPageBreak/>
-        <w:t xml:space="preserve">Pré-processamento dos </w:t>
-      </w:r>
-      <w:r>
-        <w:t>d</w:t>
-      </w:r>
-      <w:r>
-        <w:t>ados</w:t>
-      </w:r>
-    </w:p>
-    <w:p>
-      <w:pPr>
-        <w:pStyle w:val="TF-TEXTO"/>
-      </w:pPr>
-      <w:r>
-        <w:t>A determinação dos hiperparâmetros ótimos para o algoritmo NSGA-II representa desafio fundamental para balancear qualidade das soluções e tempo computacional. O sistema implementa metodologia sistemática de grid search combinada com análise de convergência para identificar configurações ideais para diferentes cenários de otimização.</w:t>
-      </w:r>
-    </w:p>
-    <w:p>
-      <w:pPr>
-        <w:pStyle w:val="TF-TEXTO"/>
-      </w:pPr>
-      <w:r>
-        <w:t>O processo inicia-se testando combinações sistemáticas de tamanho populacional e número de gerações. Para cada configuração, o sistema executa múltiplas otimizações independentes</w:t>
-      </w:r>
-      <w:r>
-        <w:t xml:space="preserve"> e com quantidade de ativos diferentes</w:t>
-      </w:r>
-      <w:r>
-        <w:t>, coletando métricas de qualidade como hypervolume, spread e spacing da fronteira de Pareto resultante. A repetição de execuções permite análise estatística robusta, quantificando variabilidade e identificando configurações consistentemente superiores.</w:t>
-      </w:r>
-    </w:p>
-    <w:p>
-      <w:pPr>
-        <w:pStyle w:val="TF-TEXTO"/>
-      </w:pPr>
-      <w:r>
-        <w:t>A métrica hypervolume emerge como indicador principal de qualidade, medindo o volume do espaço de objetivos dominado pela fronteira de Pareto. Valores superiores de hypervolume indicam fronteiras mais extensas e bem distribuídas, representando maior diversidade de opções para o investidor.</w:t>
-      </w:r>
+        <w:t>P</w:t>
+      </w:r>
+      <w:r>
+        <w:t>rocessamento AGMO</w:t>
+      </w:r>
+    </w:p>
+    <w:p>
+      <w:pPr>
+        <w:pStyle w:val="TF-TEXTO"/>
+      </w:pPr>
+    </w:p>
+    <w:p>
+      <w:pPr>
+        <w:pStyle w:val="TF-TEXTO"/>
+      </w:pPr>
+      <w:r>
+        <w:t>A implementação do algoritmo genético multiobjetivo constitui o núcleo computacional do sistema de otimização, integrando conceitos avançados de computação evolutiva com teoria moderna de portfólios. O desenvolvimento seguiu abordagem modular que permite configuração adaptativa dos componentes algorítmicos baseada nas características específicas de cada problema de otimização.</w:t>
+      </w:r>
+    </w:p>
+    <w:p>
+      <w:pPr>
+        <w:pStyle w:val="TF-TEXTO"/>
+      </w:pPr>
       <w:r>
         <w:t xml:space="preserve"> </w:t>
       </w:r>
@@ -597,33 +901,389 @@
         <w:pStyle w:val="TF-TEXTO"/>
       </w:pPr>
       <w:r>
-        <w:t>O sistema gera visualizações compreensivas do trade-off entre qualidade e tempo computacional. O gráfico bidimensional posiciona tempo de execução no eixo horizontal e hypervolume médio no eixo vertical, permitindo identificação visual do "joelho" da curva - ponto onde incrementos adicionais em tempo resultam em ganhos marginais decrescentes de qualidade.</w:t>
-      </w:r>
-    </w:p>
-    <w:p>
-      <w:pPr>
-        <w:pStyle w:val="TF-TEXTO"/>
-      </w:pPr>
-    </w:p>
-    <w:p>
-      <w:pPr>
-        <w:pStyle w:val="TF-TEXTO"/>
-      </w:pPr>
-      <w:r>
-        <w:t>-- imagem do gráfico trade-off –</w:t>
-      </w:r>
-    </w:p>
-    <w:p>
-      <w:pPr>
-        <w:pStyle w:val="TF-TEXTO"/>
-      </w:pPr>
-    </w:p>
-    <w:p>
-      <w:pPr>
-        <w:pStyle w:val="TF-TEXTO"/>
-      </w:pPr>
-      <w:r>
-        <w:t>Os resultados do tuning são persistidos no banco de dados, criando biblioteca de configurações ótimas indexadas por número de ativos e perfil de risco. Durante execuções subsequentes, o sistema consulta automaticamente esta biblioteca, aplicando hiperparâmetros previamente otimizados para cenários similares.</w:t>
+        <w:t>-- imagem do pipeline do método otimizar --</w:t>
+      </w:r>
+    </w:p>
+    <w:p>
+      <w:pPr>
+        <w:pStyle w:val="TF-TEXTO"/>
+      </w:pPr>
+    </w:p>
+    <w:p>
+      <w:pPr>
+        <w:pStyle w:val="Ttulo4"/>
+      </w:pPr>
+      <w:r>
+        <w:t>Preparação dos dados</w:t>
+      </w:r>
+    </w:p>
+    <w:p>
+      <w:pPr>
+        <w:pStyle w:val="TF-TEXTO"/>
+      </w:pPr>
+      <w:r>
+        <w:t xml:space="preserve">A preparação dos dados é uma das etapas mais determinantes no processo de otimização de portfólios, pois toda a análise de risco e retorno depende diretamente da qualidade das séries históricas utilizadas. No </w:t>
+      </w:r>
+      <w:proofErr w:type="spellStart"/>
+      <w:r>
+        <w:t>backend</w:t>
+      </w:r>
+      <w:proofErr w:type="spellEnd"/>
+      <w:r>
+        <w:t xml:space="preserve"> desenvolvido, esse papel é desempenhado pelo método _</w:t>
+      </w:r>
+      <w:proofErr w:type="spellStart"/>
+      <w:r>
+        <w:t>prepare_data</w:t>
+      </w:r>
+      <w:proofErr w:type="spellEnd"/>
+      <w:r>
+        <w:t>, responsável por transformar os dados brutos armazenados no banco em um conjunto estruturado e estatisticamente confiável para o algoritmo genético multiobjetivo.</w:t>
+      </w:r>
+    </w:p>
+    <w:p>
+      <w:pPr>
+        <w:pStyle w:val="TF-TEXTO"/>
+      </w:pPr>
+      <w:r>
+        <w:t>O método inicia consultando os ativos elegíveis e seus metadados, definindo assim o universo de investimento que será utilizado na otimização</w:t>
+      </w:r>
+      <w:r>
+        <w:t>, e</w:t>
+      </w:r>
+      <w:r>
+        <w:t>m seguida, são carregados os históricos de preços de cada ativo. Esses dados,</w:t>
+      </w:r>
+      <w:r>
+        <w:t xml:space="preserve"> </w:t>
+      </w:r>
+      <w:r>
+        <w:t xml:space="preserve">são reorganizados em um </w:t>
+      </w:r>
+      <w:proofErr w:type="spellStart"/>
+      <w:r>
+        <w:t>DataFrame</w:t>
+      </w:r>
+      <w:proofErr w:type="spellEnd"/>
+      <w:r>
+        <w:t xml:space="preserve"> pivotado, no qual cada coluna representa um </w:t>
+      </w:r>
+      <w:proofErr w:type="spellStart"/>
+      <w:r>
+        <w:t>ticker</w:t>
+      </w:r>
+      <w:proofErr w:type="spellEnd"/>
+      <w:r>
+        <w:t xml:space="preserve"> e cada linha representa uma data. Essa estrutura matricial é essencial para o cálculo de retornos e para todas as operações vetorizadas que compõem o modelo de risco.</w:t>
+      </w:r>
+    </w:p>
+    <w:p>
+      <w:pPr>
+        <w:pStyle w:val="TF-TEXTO"/>
+      </w:pPr>
+      <w:r>
+        <w:t>Após o pivotamento, o método identifica o período mínimo de dados exigido</w:t>
+      </w:r>
+      <w:r>
+        <w:t>,</w:t>
+      </w:r>
+      <w:r>
+        <w:t xml:space="preserve"> sendo igual ao </w:t>
+      </w:r>
+      <w:r>
+        <w:t>período solicitado pelo usuário</w:t>
+      </w:r>
+      <w:r>
+        <w:t xml:space="preserve"> como horizonte de investimentos</w:t>
+      </w:r>
+      <w:r>
+        <w:t xml:space="preserve">. Ativos que não atendem essa exigência são removidos imediatamente. Essa decisão </w:t>
+      </w:r>
+      <w:r>
+        <w:t xml:space="preserve">tem como objetivo </w:t>
+      </w:r>
+      <w:r>
+        <w:t>igualar todos os ativos com o mesmo período de dados históricos, para não ter injustiças na comparação entre eles.</w:t>
+      </w:r>
+    </w:p>
+    <w:p>
+      <w:pPr>
+        <w:pStyle w:val="TF-TEXTO"/>
+      </w:pPr>
+      <w:r>
+        <w:t xml:space="preserve">Com a filtragem inicial concluída, </w:t>
+      </w:r>
+      <w:r>
+        <w:t xml:space="preserve">é gerado </w:t>
+      </w:r>
+      <w:r>
+        <w:t xml:space="preserve">duas estruturas essenciais para a otimização: o retorno médio e a matriz de covariância. O vetor </w:t>
+      </w:r>
+      <w:proofErr w:type="spellStart"/>
+      <w:r>
+        <w:t>mean_returns</w:t>
+      </w:r>
+      <w:proofErr w:type="spellEnd"/>
+      <w:r>
+        <w:t xml:space="preserve"> é criado a partir da média dos retornos de cada ativo, representando seu desempenho esperado no período. Em seguida, a matriz de covariância é calculada com </w:t>
+      </w:r>
+      <w:proofErr w:type="spellStart"/>
+      <w:proofErr w:type="gramStart"/>
+      <w:r>
+        <w:t>df_returns.cov</w:t>
+      </w:r>
+      <w:proofErr w:type="spellEnd"/>
+      <w:r>
+        <w:t>(</w:t>
+      </w:r>
+      <w:proofErr w:type="gramEnd"/>
+      <w:r>
+        <w:t xml:space="preserve">), capturando como os ativos variam juntos e permitindo estimar o risco do portfólio de forma conjunta, e não apenas </w:t>
+      </w:r>
+      <w:r>
+        <w:lastRenderedPageBreak/>
+        <w:t>individual. Esses dois elementos são armazenados para uso posterior pelo algoritmo, servindo de base para avaliar risco e retorno de cada solução candidata.</w:t>
+      </w:r>
+    </w:p>
+    <w:p>
+      <w:pPr>
+        <w:pStyle w:val="TF-TEXTO"/>
+      </w:pPr>
+    </w:p>
+    <w:p>
+      <w:pPr>
+        <w:pStyle w:val="TF-TEXTO"/>
+      </w:pPr>
+      <w:r>
+        <w:t>-- imagem do método _</w:t>
+      </w:r>
+      <w:proofErr w:type="spellStart"/>
+      <w:r>
+        <w:t>prepare_data</w:t>
+      </w:r>
+      <w:proofErr w:type="spellEnd"/>
+      <w:r>
+        <w:t xml:space="preserve"> --</w:t>
+      </w:r>
+    </w:p>
+    <w:p>
+      <w:pPr>
+        <w:pStyle w:val="Ttulo4"/>
+      </w:pPr>
+      <w:r>
+        <w:t>Formulação Multiobjetivo do Problema</w:t>
+      </w:r>
+    </w:p>
+    <w:p>
+      <w:pPr>
+        <w:pStyle w:val="TF-TEXTO"/>
+      </w:pPr>
+      <w:r>
+        <w:t>A modelagem do problema de otimização de portfólios adota formulação tri-objetivo que captura trade-</w:t>
+      </w:r>
+      <w:proofErr w:type="spellStart"/>
+      <w:r>
+        <w:t>offs</w:t>
+      </w:r>
+      <w:proofErr w:type="spellEnd"/>
+      <w:r>
+        <w:t xml:space="preserve"> fundamentais enfrentados por investidores racionais. A classe </w:t>
+      </w:r>
+      <w:proofErr w:type="spellStart"/>
+      <w:r>
+        <w:t>PersonalizedPortfolioProblem</w:t>
+      </w:r>
+      <w:proofErr w:type="spellEnd"/>
+      <w:r>
+        <w:t xml:space="preserve"> estende a interface </w:t>
+      </w:r>
+      <w:proofErr w:type="spellStart"/>
+      <w:r>
+        <w:t>ElementwiseProblem</w:t>
+      </w:r>
+      <w:proofErr w:type="spellEnd"/>
+      <w:r>
+        <w:t xml:space="preserve"> do </w:t>
+      </w:r>
+      <w:proofErr w:type="spellStart"/>
+      <w:r>
+        <w:t>pymoo</w:t>
+      </w:r>
+      <w:proofErr w:type="spellEnd"/>
+      <w:r>
+        <w:t>, implementando avaliação simultânea de três funções objetivo conflitantes.</w:t>
+      </w:r>
+    </w:p>
+    <w:p>
+      <w:pPr>
+        <w:pStyle w:val="TF-TEXTO"/>
+      </w:pPr>
+      <w:r>
+        <w:t>O primeiro objetivo busca maximizar o retorno esperado do portfólio, calculado como média ponderada dos retornos históricos mensais.</w:t>
+      </w:r>
+    </w:p>
+    <w:p>
+      <w:pPr>
+        <w:pStyle w:val="TF-TEXTO"/>
+      </w:pPr>
+      <w:r>
+        <w:t xml:space="preserve">O segundo objetivo minimiza a variância do portfólio, métrica clássica derivada da </w:t>
+      </w:r>
+      <w:proofErr w:type="spellStart"/>
+      <w:r>
+        <w:t>Modern</w:t>
+      </w:r>
+      <w:proofErr w:type="spellEnd"/>
+      <w:r>
+        <w:t xml:space="preserve"> Portfolio </w:t>
+      </w:r>
+      <w:proofErr w:type="spellStart"/>
+      <w:r>
+        <w:t>Theory</w:t>
+      </w:r>
+      <w:proofErr w:type="spellEnd"/>
+      <w:r>
+        <w:t xml:space="preserve">. O cálculo considera matriz completa de covariâncias, capturando não apenas volatilidades </w:t>
+      </w:r>
+      <w:r>
+        <w:t>individuais,</w:t>
+      </w:r>
+      <w:r>
+        <w:t xml:space="preserve"> mas também correlações entre ativos. Esta formulação permite identificação de oportunidades de diversificação onde correlações negativas ou baixas reduzem risco total do portfólio.</w:t>
+      </w:r>
+    </w:p>
+    <w:p>
+      <w:pPr>
+        <w:pStyle w:val="TF-TEXTO"/>
+      </w:pPr>
+      <w:r>
+        <w:t xml:space="preserve">O terceiro objetivo introduz </w:t>
+      </w:r>
+      <w:proofErr w:type="spellStart"/>
+      <w:r>
+        <w:t>Conditional</w:t>
+      </w:r>
+      <w:proofErr w:type="spellEnd"/>
+      <w:r>
+        <w:t xml:space="preserve"> </w:t>
+      </w:r>
+      <w:proofErr w:type="spellStart"/>
+      <w:r>
+        <w:t>Value</w:t>
+      </w:r>
+      <w:proofErr w:type="spellEnd"/>
+      <w:r>
+        <w:t xml:space="preserve"> </w:t>
+      </w:r>
+      <w:proofErr w:type="spellStart"/>
+      <w:r>
+        <w:t>at</w:t>
+      </w:r>
+      <w:proofErr w:type="spellEnd"/>
+      <w:r>
+        <w:t xml:space="preserve"> Risk (</w:t>
+      </w:r>
+      <w:proofErr w:type="spellStart"/>
+      <w:r>
+        <w:t>CVaR</w:t>
+      </w:r>
+      <w:proofErr w:type="spellEnd"/>
+      <w:r>
+        <w:t>), medida moderna de risco que quantifica perda esperada nos piores cenários. A implementação utiliza abordagem empírica baseada em simulação histórica</w:t>
+      </w:r>
+      <w:r>
+        <w:t>. Colocar fórmula matemática aqui?</w:t>
+      </w:r>
+    </w:p>
+    <w:p>
+      <w:pPr>
+        <w:pStyle w:val="Ttulo4"/>
+      </w:pPr>
+      <w:r>
+        <w:t>Algoritmo NSGA2</w:t>
+      </w:r>
+    </w:p>
+    <w:p>
+      <w:pPr>
+        <w:pStyle w:val="TF-TEXTO"/>
+      </w:pPr>
+    </w:p>
+    <w:p>
+      <w:pPr>
+        <w:pStyle w:val="TF-TEXTO"/>
+      </w:pPr>
+    </w:p>
+    <w:p>
+      <w:pPr>
+        <w:pStyle w:val="TF-TEXTO"/>
+      </w:pPr>
+    </w:p>
+    <w:p>
+      <w:pPr>
+        <w:pStyle w:val="Ttulo4"/>
+      </w:pPr>
+      <w:proofErr w:type="spellStart"/>
+      <w:r>
+        <w:t>Backtest</w:t>
+      </w:r>
+      <w:proofErr w:type="spellEnd"/>
+      <w:r>
+        <w:t xml:space="preserve"> e Comparação com Benchmark</w:t>
+      </w:r>
+    </w:p>
+    <w:p>
+      <w:pPr>
+        <w:pStyle w:val="TF-TEXTO"/>
+      </w:pPr>
+      <w:r>
+        <w:t xml:space="preserve">O serviço também oferece a possibilidade de definir uma data de referência como parâmetro de entrada na otimização. Quando essa data é informada, o método limita o conjunto de dados históricos apenas ao período anterior a ela, criando uma simulação realista de como a carteira teria sido construída com as informações disponíveis naquele momento. Esse recurso funciona como uma forma de </w:t>
+      </w:r>
+      <w:proofErr w:type="spellStart"/>
+      <w:r>
+        <w:t>backtest</w:t>
+      </w:r>
+      <w:proofErr w:type="spellEnd"/>
+      <w:r>
+        <w:t xml:space="preserve"> interno, permitindo avaliar se a carteira otimizada com dados realmente passados teria apresentado um comportamento consistente ao longo do tempo.</w:t>
+      </w:r>
+    </w:p>
+    <w:p>
+      <w:pPr>
+        <w:pStyle w:val="TF-TEXTO"/>
+      </w:pPr>
+      <w:r>
+        <w:lastRenderedPageBreak/>
+        <w:t xml:space="preserve">A partir dessa funcionalidade, foi implementada uma rotina específica para comparar o desempenho da carteira consolidada no </w:t>
+      </w:r>
+      <w:proofErr w:type="spellStart"/>
+      <w:r>
+        <w:t>backtest</w:t>
+      </w:r>
+      <w:proofErr w:type="spellEnd"/>
+      <w:r>
+        <w:t xml:space="preserve"> com um benchmark de mercado. No caso deste projeto, utilizou-se o Ibovespa como referência, por ser o principal índice da bolsa brasileira e um parâmetro amplamente adotado na avaliação de estratégias de investimento</w:t>
+      </w:r>
+    </w:p>
+    <w:p>
+      <w:pPr>
+        <w:pStyle w:val="TF-TEXTO"/>
+        <w:ind w:firstLine="0"/>
+      </w:pPr>
+    </w:p>
+    <w:p>
+      <w:pPr>
+        <w:pStyle w:val="TF-TEXTO"/>
+      </w:pPr>
+      <w:r>
+        <w:t xml:space="preserve">-- imagem do comparativo entre o </w:t>
+      </w:r>
+      <w:proofErr w:type="spellStart"/>
+      <w:r>
+        <w:t>ibovespa</w:t>
+      </w:r>
+      <w:proofErr w:type="spellEnd"/>
+      <w:r>
+        <w:t xml:space="preserve"> –</w:t>
       </w:r>
     </w:p>
     <w:p>
@@ -641,109 +1301,6 @@
         <w:pStyle w:val="Ttulo3"/>
       </w:pPr>
       <w:r>
-        <w:t>P</w:t>
-      </w:r>
-      <w:r>
-        <w:t>rocessamento AGMO</w:t>
-      </w:r>
-    </w:p>
-    <w:p>
-      <w:pPr>
-        <w:pStyle w:val="TF-TEXTO"/>
-      </w:pPr>
-    </w:p>
-    <w:p>
-      <w:pPr>
-        <w:pStyle w:val="TF-TEXTO"/>
-      </w:pPr>
-      <w:r>
-        <w:t xml:space="preserve">A implementação do algoritmo genético multiobjetivo constitui o núcleo computacional do sistema de otimização, integrando conceitos avançados de computação </w:t>
-      </w:r>
-      <w:r>
-        <w:lastRenderedPageBreak/>
-        <w:t>evolutiva com teoria moderna de portfólios. O desenvolvimento seguiu abordagem modular que permite configuração adaptativa dos componentes algorítmicos baseada nas características específicas de cada problema de otimização.</w:t>
-      </w:r>
-    </w:p>
-    <w:p>
-      <w:pPr>
-        <w:pStyle w:val="TF-TEXTO"/>
-      </w:pPr>
-    </w:p>
-    <w:p>
-      <w:pPr>
-        <w:pStyle w:val="TF-TEXTO"/>
-      </w:pPr>
-      <w:r>
-        <w:t>-- imagem do pipeline do método otimizar --</w:t>
-      </w:r>
-    </w:p>
-    <w:p>
-      <w:pPr>
-        <w:pStyle w:val="TF-TEXTO"/>
-      </w:pPr>
-    </w:p>
-    <w:p>
-      <w:pPr>
-        <w:pStyle w:val="Ttulo4"/>
-      </w:pPr>
-      <w:r>
-        <w:t>Preparação dos dados</w:t>
-      </w:r>
-    </w:p>
-    <w:p>
-      <w:pPr>
-        <w:pStyle w:val="TF-TEXTO"/>
-      </w:pPr>
-    </w:p>
-    <w:p>
-      <w:pPr>
-        <w:pStyle w:val="Ttulo4"/>
-      </w:pPr>
-      <w:r>
-        <w:t>Algoritmo</w:t>
-      </w:r>
-    </w:p>
-    <w:p>
-      <w:pPr>
-        <w:pStyle w:val="TF-TEXTO"/>
-      </w:pPr>
-    </w:p>
-    <w:p>
-      <w:pPr>
-        <w:pStyle w:val="Ttulo4"/>
-      </w:pPr>
-      <w:r>
-        <w:t>Objetivos</w:t>
-      </w:r>
-    </w:p>
-    <w:p>
-      <w:pPr>
-        <w:pStyle w:val="TF-TEXTO"/>
-      </w:pPr>
-    </w:p>
-    <w:p>
-      <w:pPr>
-        <w:pStyle w:val="Ttulo4"/>
-      </w:pPr>
-      <w:r>
-        <w:t>Backtest</w:t>
-      </w:r>
-    </w:p>
-    <w:p>
-      <w:pPr>
-        <w:pStyle w:val="TF-TEXTO"/>
-      </w:pPr>
-    </w:p>
-    <w:p>
-      <w:pPr>
-        <w:pStyle w:val="TF-TEXTO"/>
-      </w:pPr>
-    </w:p>
-    <w:p>
-      <w:pPr>
-        <w:pStyle w:val="Ttulo3"/>
-      </w:pPr>
-      <w:r>
         <w:t>API e token</w:t>
       </w:r>
     </w:p>
@@ -752,266 +1309,232 @@
         <w:pStyle w:val="TF-TEXTO"/>
       </w:pPr>
       <w:r>
-        <w:t>A arquitetura da API REST segue princípios RESTful estabelecidos, implementando endpoints semanticamente corretos para operações CRUD sobre recursos do sistema. A estrutura modular baseada em Flask Blueprints organiza rotas em módulos coesos, facilitando manutenção e evolução independente de funcionalidades.</w:t>
-      </w:r>
-    </w:p>
-    <w:p>
-      <w:pPr>
-        <w:pStyle w:val="TF-TEXTO"/>
-      </w:pPr>
-      <w:r>
-        <w:t>O versionamento da API através de prefixo URL (/api/v1) permite evolução não-disruptiva, mantendo compatibilidade com clientes existentes enquanto introduce novas funcionalidades. Esta estratégia garante estabilidade para integrações em produção durante desenvolvimento contínuo do sistema.</w:t>
-      </w:r>
-    </w:p>
-    <w:p>
-      <w:pPr>
-        <w:pStyle w:val="TF-TEXTO"/>
-      </w:pPr>
-      <w:r>
-        <w:t>O sistema de autenticação implementa JSON Web Tokens (JWT), escolha fundamentada em suas características de statelessness e capacidade de carregar claims customizados. Cada token contém identificador único do usuário e timestamp de expiração, eliminando necessidade de armazenamento server-side de sessões.</w:t>
-      </w:r>
-    </w:p>
-    <w:p>
-      <w:pPr>
-        <w:pStyle w:val="TF-TEXTO"/>
-      </w:pPr>
-      <w:r>
-        <w:lastRenderedPageBreak/>
-        <w:t>A geração de tokens utiliza secret key configurável com entropia adequada, garantindo impossibilidade prática de falsificação. O payload mínimo reduz overhead de transmissão enquanto mantém informações essenciais para autorização. A expiração configurável permite balanço entre segurança e conveniência do usuário.</w:t>
-      </w:r>
-    </w:p>
-    <w:p>
-      <w:pPr>
-        <w:pStyle w:val="TF-TEXTO"/>
-      </w:pPr>
-      <w:r>
-        <w:t>O middleware de proteção intercepta requisições a endpoints protegidos, extraindo e validando tokens do header Authorization. A validação verifica assinatura criptográfica, expiração temporal e revogação opcional através de blacklist. Requisições com tokens inválidos ou ausentes recebem resposta 401 Unauthorized imediata.</w:t>
-      </w:r>
-    </w:p>
-    <w:p>
-      <w:pPr>
-        <w:pStyle w:val="TF-TEXTO"/>
-      </w:pPr>
-      <w:r>
-        <w:t>A implementação de rate limiting através de Flask-Limiter previne ataques de força bruta e denial of service. Limites diferenciados aplicam-se a endpoints sensíveis como login (5 tentativas por minuto) e otimização (10 requisições por hora), balanceando segurança com usabilidade legítima.</w:t>
-      </w:r>
-    </w:p>
-    <w:p>
-      <w:pPr>
-        <w:pStyle w:val="TF-TEXTO"/>
-      </w:pPr>
-    </w:p>
-    <w:p>
-      <w:pPr>
-        <w:pStyle w:val="TF-TEXTO"/>
-      </w:pPr>
-    </w:p>
-    <w:p>
-      <w:pPr>
-        <w:pStyle w:val="TF-TEXTO"/>
-      </w:pPr>
-    </w:p>
-    <w:p>
-      <w:pPr>
-        <w:pStyle w:val="TF-TEXTO"/>
-      </w:pPr>
-    </w:p>
-    <w:p>
-      <w:pPr>
-        <w:pStyle w:val="TF-TEXTO"/>
-      </w:pPr>
-    </w:p>
-    <w:p>
-      <w:pPr>
-        <w:pStyle w:val="TF-TEXTO"/>
-      </w:pPr>
-    </w:p>
-    <w:p>
-      <w:pPr>
-        <w:pStyle w:val="TF-TEXTO"/>
-      </w:pPr>
-    </w:p>
-    <w:p>
-      <w:pPr>
-        <w:pStyle w:val="TF-TEXTO"/>
-      </w:pPr>
-    </w:p>
-    <w:p>
-      <w:pPr>
-        <w:pStyle w:val="TF-TEXTO"/>
-      </w:pPr>
-    </w:p>
-    <w:p>
-      <w:pPr>
-        <w:pStyle w:val="TF-TEXTO"/>
-      </w:pPr>
-    </w:p>
-    <w:p>
-      <w:pPr>
-        <w:pStyle w:val="TF-TEXTO"/>
-      </w:pPr>
-    </w:p>
-    <w:p>
-      <w:pPr>
-        <w:pStyle w:val="TF-TEXTO"/>
-      </w:pPr>
-    </w:p>
-    <w:p>
-      <w:pPr>
-        <w:pStyle w:val="TF-TEXTO"/>
-      </w:pPr>
-    </w:p>
-    <w:p>
-      <w:pPr>
-        <w:pStyle w:val="TF-TEXTO"/>
-      </w:pPr>
-    </w:p>
-    <w:p>
-      <w:pPr>
-        <w:pStyle w:val="TF-ALNEA"/>
-        <w:numPr>
-          <w:ilvl w:val="0"/>
-          <w:numId w:val="0"/>
-        </w:numPr>
-        <w:ind w:left="1077" w:hanging="397"/>
-      </w:pPr>
-    </w:p>
-    <w:p>
-      <w:pPr>
-        <w:pStyle w:val="TF-ALNEA"/>
-        <w:numPr>
-          <w:ilvl w:val="0"/>
-          <w:numId w:val="0"/>
-        </w:numPr>
-        <w:ind w:left="1077" w:hanging="397"/>
-      </w:pPr>
-    </w:p>
-    <w:p>
-      <w:pPr>
-        <w:pStyle w:val="TF-ALNEA"/>
-        <w:numPr>
-          <w:ilvl w:val="0"/>
-          <w:numId w:val="0"/>
-        </w:numPr>
-        <w:ind w:left="1077" w:hanging="397"/>
-      </w:pPr>
-    </w:p>
-    <w:p>
-      <w:pPr>
-        <w:pStyle w:val="TF-ALNEA"/>
-        <w:numPr>
-          <w:ilvl w:val="0"/>
-          <w:numId w:val="0"/>
-        </w:numPr>
-        <w:ind w:left="1077" w:hanging="397"/>
-      </w:pPr>
-    </w:p>
-    <w:p>
-      <w:pPr>
-        <w:pStyle w:val="TF-TEXTO"/>
-      </w:pPr>
-    </w:p>
-    <w:p>
-      <w:pPr>
-        <w:pStyle w:val="TF-TEXTO"/>
-      </w:pPr>
-    </w:p>
-    <w:p>
-      <w:pPr>
-        <w:pStyle w:val="TF-TEXTO"/>
-      </w:pPr>
-    </w:p>
-    <w:p>
-      <w:pPr>
-        <w:pStyle w:val="Ttulo2"/>
-      </w:pPr>
-      <w:r>
-        <w:lastRenderedPageBreak/>
-        <w:t>ESPECIFICAÇÃO</w:t>
-      </w:r>
-    </w:p>
-    <w:p>
-      <w:pPr>
-        <w:pStyle w:val="TF-TEXTO"/>
-      </w:pPr>
-      <w:r>
-        <w:t>[Especificação - apresentar a especificação do problema, através de modelos e/ou diagramas que representem logicamente o trabalho desenvolvido. Citar técnicas e ferramentas utilizadas para fazer a especificação</w:t>
-      </w:r>
-      <w:r>
-        <w:t>.</w:t>
-      </w:r>
-      <w:r>
-        <w:t xml:space="preserve"> Antes de apresentar os diagramas de caso de uso colocar que as descrições dos principais casos de uso estão sendo apresentados no Apêndice A. Se apresentar o modelo de entidade e relacionamento relacionar após a figura o nome das tabelas e o significado das mesmas (conteúdo) e colocar que o Dicionário de Dados está sendo apresentado no Apêndice B.</w:t>
-      </w:r>
-    </w:p>
-    <w:p>
-      <w:pPr>
-        <w:pStyle w:val="Ttulo2"/>
-      </w:pPr>
-      <w:r>
-        <w:t>IMPLEMENTAÇÃO - BACKEND</w:t>
-      </w:r>
-    </w:p>
-    <w:p>
-      <w:pPr>
-        <w:pStyle w:val="TF-TEXTO"/>
-      </w:pPr>
-      <w:r>
-        <w:t>[Implementação – mostrar como foi realizada a implementação.]</w:t>
-      </w:r>
-    </w:p>
-    <w:p>
-      <w:pPr>
-        <w:pStyle w:val="Ttulo3"/>
-      </w:pPr>
-      <w:r>
-        <w:t>Técnicas e ferramentas utilizadas</w:t>
-      </w:r>
-    </w:p>
-    <w:p>
-      <w:pPr>
-        <w:pStyle w:val="TF-TEXTO"/>
-      </w:pPr>
-      <w:r>
-        <w:t>[Considerações sobre as técnicas e ferramentas utilizadas para fazer a implementação a partir da especificação – exemplificar mostrando o código implementando.]</w:t>
-      </w:r>
-    </w:p>
-    <w:p>
-      <w:pPr>
-        <w:pStyle w:val="Ttulo3"/>
-      </w:pPr>
-      <w:r>
-        <w:t>Operacionalidade da implementação</w:t>
-      </w:r>
-    </w:p>
-    <w:p>
-      <w:pPr>
-        <w:pStyle w:val="TF-TEXTO"/>
-      </w:pPr>
-      <w:r>
-        <w:t>[Apresentação do funcionamento da implementação (em nível de usuário) através de um estudo de caso.]</w:t>
-      </w:r>
-    </w:p>
-    <w:p>
-      <w:pPr>
-        <w:pStyle w:val="Ttulo2"/>
-      </w:pPr>
-      <w:r>
-        <w:t>RESULTADOS E DISCUSSões</w:t>
-      </w:r>
-    </w:p>
-    <w:p>
-      <w:pPr>
-        <w:pStyle w:val="TF-TEXTO"/>
-      </w:pPr>
-      <w:r>
-        <w:t>[Apresentar os resultados obtidos e confrontar com os trabalhos correlatos apresentados na fundamentação teórica. Apresentar, preferencialmente em forma de gráficos ou tabelas, os testes e avaliações realizadas, fazendo comentários sobre os mesmos.]</w:t>
-      </w:r>
-    </w:p>
-    <w:p>
-      <w:pPr>
-        <w:pStyle w:val="TF-TEXTO"/>
-      </w:pPr>
+        <w:t xml:space="preserve">A arquitetura da API REST segue princípios </w:t>
+      </w:r>
+      <w:proofErr w:type="spellStart"/>
+      <w:r>
+        <w:t>RESTful</w:t>
+      </w:r>
+      <w:proofErr w:type="spellEnd"/>
+      <w:r>
+        <w:t xml:space="preserve"> estabelecidos, implementando </w:t>
+      </w:r>
+      <w:proofErr w:type="spellStart"/>
+      <w:r>
+        <w:t>endpoints</w:t>
+      </w:r>
+      <w:proofErr w:type="spellEnd"/>
+      <w:r>
+        <w:t xml:space="preserve"> semanticamente corretos para operações CRUD sobre recursos do sistema. A estrutura modular baseada em </w:t>
+      </w:r>
+      <w:proofErr w:type="spellStart"/>
+      <w:r>
+        <w:t>Flask</w:t>
+      </w:r>
+      <w:proofErr w:type="spellEnd"/>
+      <w:r>
+        <w:t xml:space="preserve"> </w:t>
+      </w:r>
+      <w:proofErr w:type="spellStart"/>
+      <w:r>
+        <w:t>Blueprints</w:t>
+      </w:r>
+      <w:proofErr w:type="spellEnd"/>
+      <w:r>
+        <w:t xml:space="preserve"> organiza rotas em módulos coesos, facilitando manutenção e evolução independente de funcionalidades.</w:t>
+      </w:r>
+    </w:p>
+    <w:p>
+      <w:pPr>
+        <w:pStyle w:val="TF-TEXTO"/>
+      </w:pPr>
+      <w:r>
+        <w:t xml:space="preserve">O versionamento da API através de prefixo URL (/api/v1) permite evolução não-disruptiva, mantendo compatibilidade com clientes existentes enquanto </w:t>
+      </w:r>
+      <w:proofErr w:type="spellStart"/>
+      <w:r>
+        <w:t>introduce</w:t>
+      </w:r>
+      <w:proofErr w:type="spellEnd"/>
+      <w:r>
+        <w:t xml:space="preserve"> novas funcionalidades. Esta estratégia garante estabilidade para integrações em produção durante desenvolvimento contínuo do sistema.</w:t>
+      </w:r>
+    </w:p>
+    <w:p>
+      <w:pPr>
+        <w:pStyle w:val="TF-TEXTO"/>
+      </w:pPr>
+      <w:r>
+        <w:t xml:space="preserve">O sistema de autenticação implementa JSON Web Tokens (JWT), escolha fundamentada em suas características de </w:t>
+      </w:r>
+      <w:proofErr w:type="spellStart"/>
+      <w:r>
+        <w:t>statelessness</w:t>
+      </w:r>
+      <w:proofErr w:type="spellEnd"/>
+      <w:r>
+        <w:t xml:space="preserve"> e capacidade de carregar </w:t>
+      </w:r>
+      <w:proofErr w:type="spellStart"/>
+      <w:r>
+        <w:t>claims</w:t>
+      </w:r>
+      <w:proofErr w:type="spellEnd"/>
+      <w:r>
+        <w:t xml:space="preserve"> customizados. Cada token contém identificador único do usuário e </w:t>
+      </w:r>
+      <w:proofErr w:type="spellStart"/>
+      <w:r>
+        <w:t>timestamp</w:t>
+      </w:r>
+      <w:proofErr w:type="spellEnd"/>
+      <w:r>
+        <w:t xml:space="preserve"> de expiração, eliminando necessidade de armazenamento </w:t>
+      </w:r>
+      <w:proofErr w:type="gramStart"/>
+      <w:r>
+        <w:t>server</w:t>
+      </w:r>
+      <w:proofErr w:type="gramEnd"/>
+      <w:r>
+        <w:t>-</w:t>
+      </w:r>
+      <w:proofErr w:type="spellStart"/>
+      <w:r>
+        <w:t>side</w:t>
+      </w:r>
+      <w:proofErr w:type="spellEnd"/>
+      <w:r>
+        <w:t xml:space="preserve"> de sessões.</w:t>
+      </w:r>
+    </w:p>
+    <w:p>
+      <w:pPr>
+        <w:pStyle w:val="TF-TEXTO"/>
+      </w:pPr>
+      <w:r>
+        <w:t xml:space="preserve">A geração de tokens utiliza </w:t>
+      </w:r>
+      <w:proofErr w:type="spellStart"/>
+      <w:r>
+        <w:t>secret</w:t>
+      </w:r>
+      <w:proofErr w:type="spellEnd"/>
+      <w:r>
+        <w:t xml:space="preserve"> </w:t>
+      </w:r>
+      <w:proofErr w:type="spellStart"/>
+      <w:r>
+        <w:t>key</w:t>
+      </w:r>
+      <w:proofErr w:type="spellEnd"/>
+      <w:r>
+        <w:t xml:space="preserve"> configurável com entropia adequada, garantindo impossibilidade prática de falsificação. O </w:t>
+      </w:r>
+      <w:proofErr w:type="spellStart"/>
+      <w:r>
+        <w:t>payload</w:t>
+      </w:r>
+      <w:proofErr w:type="spellEnd"/>
+      <w:r>
+        <w:t xml:space="preserve"> mínimo reduz overhead de transmissão enquanto mantém informações essenciais para autorização. A expiração configurável permite balanço entre segurança e conveniência do usuário.</w:t>
+      </w:r>
+    </w:p>
+    <w:p>
+      <w:pPr>
+        <w:pStyle w:val="TF-TEXTO"/>
+      </w:pPr>
+      <w:r>
+        <w:t xml:space="preserve">O middleware de proteção intercepta requisições a </w:t>
+      </w:r>
+      <w:proofErr w:type="spellStart"/>
+      <w:r>
+        <w:t>endpoints</w:t>
+      </w:r>
+      <w:proofErr w:type="spellEnd"/>
+      <w:r>
+        <w:t xml:space="preserve"> protegidos, extraindo e validando tokens do header </w:t>
+      </w:r>
+      <w:proofErr w:type="spellStart"/>
+      <w:r>
+        <w:t>Authorization</w:t>
+      </w:r>
+      <w:proofErr w:type="spellEnd"/>
+      <w:r>
+        <w:t xml:space="preserve">. A validação verifica assinatura criptográfica, expiração temporal e revogação opcional através de </w:t>
+      </w:r>
+      <w:proofErr w:type="spellStart"/>
+      <w:r>
+        <w:t>blacklist</w:t>
+      </w:r>
+      <w:proofErr w:type="spellEnd"/>
+      <w:r>
+        <w:t xml:space="preserve">. Requisições com tokens inválidos ou ausentes recebem resposta 401 </w:t>
+      </w:r>
+      <w:proofErr w:type="spellStart"/>
+      <w:r>
+        <w:t>Unauthorized</w:t>
+      </w:r>
+      <w:proofErr w:type="spellEnd"/>
+      <w:r>
+        <w:t xml:space="preserve"> imediata.</w:t>
+      </w:r>
+    </w:p>
+    <w:p>
+      <w:pPr>
+        <w:pStyle w:val="TF-TEXTO"/>
+      </w:pPr>
+      <w:r>
+        <w:t xml:space="preserve">A implementação de rate </w:t>
+      </w:r>
+      <w:proofErr w:type="spellStart"/>
+      <w:r>
+        <w:t>limiting</w:t>
+      </w:r>
+      <w:proofErr w:type="spellEnd"/>
+      <w:r>
+        <w:t xml:space="preserve"> através de </w:t>
+      </w:r>
+      <w:proofErr w:type="spellStart"/>
+      <w:r>
+        <w:t>Flask-Limiter</w:t>
+      </w:r>
+      <w:proofErr w:type="spellEnd"/>
+      <w:r>
+        <w:t xml:space="preserve"> previne ataques de força bruta e </w:t>
+      </w:r>
+      <w:proofErr w:type="spellStart"/>
+      <w:r>
+        <w:t>denial</w:t>
+      </w:r>
+      <w:proofErr w:type="spellEnd"/>
+      <w:r>
+        <w:t xml:space="preserve"> </w:t>
+      </w:r>
+      <w:proofErr w:type="spellStart"/>
+      <w:r>
+        <w:t>of</w:t>
+      </w:r>
+      <w:proofErr w:type="spellEnd"/>
+      <w:r>
+        <w:t xml:space="preserve"> </w:t>
+      </w:r>
+      <w:proofErr w:type="spellStart"/>
+      <w:r>
+        <w:t>service</w:t>
+      </w:r>
+      <w:proofErr w:type="spellEnd"/>
+      <w:r>
+        <w:t xml:space="preserve">. Limites diferenciados aplicam-se a </w:t>
+      </w:r>
+      <w:proofErr w:type="spellStart"/>
+      <w:r>
+        <w:t>endpoints</w:t>
+      </w:r>
+      <w:proofErr w:type="spellEnd"/>
+      <w:r>
+        <w:t xml:space="preserve"> sensíveis como login (5 tentativas por minuto) e otimização (10 requisições por hora), balanceando segurança com usabilidade legítima.</w:t>
+      </w:r>
     </w:p>
     <w:p/>
     <w:p>

--- a/Monografia-Bruno.docx
+++ b/Monografia-Bruno.docx
@@ -634,7 +634,13 @@
         <w:t xml:space="preserve"> e persiste</w:t>
       </w:r>
       <w:r>
-        <w:t xml:space="preserve"> os 50 ativos mais líquidos da B3 utilizando o índice IBXL, referência amplamente utilizada no mercado para representar ações com maior volume e relevância.</w:t>
+        <w:t xml:space="preserve"> os 50 ativos mais líquidos da B3 utilizando o índice </w:t>
+      </w:r>
+      <w:r>
+        <w:t>IBX50</w:t>
+      </w:r>
+      <w:r>
+        <w:t>, referência amplamente utilizada no mercado para representar ações com maior volume e relevância.</w:t>
       </w:r>
       <w:r>
         <w:rPr>
@@ -702,6 +708,50 @@
     </w:p>
     <w:p>
       <w:pPr>
+        <w:pStyle w:val="TF-TEXTO"/>
+      </w:pPr>
+      <w:r>
+        <w:t>-- código da extração de dados</w:t>
+      </w:r>
+    </w:p>
+    <w:p>
+      <w:pPr>
+        <w:pStyle w:val="TF-TEXTO"/>
+      </w:pPr>
+    </w:p>
+    <w:p>
+      <w:pPr>
+        <w:pStyle w:val="TF-TEXTO"/>
+      </w:pPr>
+    </w:p>
+    <w:p>
+      <w:pPr>
+        <w:pStyle w:val="TF-TEXTO"/>
+      </w:pPr>
+      <w:r>
+        <w:t>Complementando esse fluxo, foi desenvolvido um agendador noturno responsável por manter o banco de dados constantemente atualizado. Esse agendador é executado diariamente às 23 horas e tem como função realizar a extração dos preços mais recentes disponíveis para cada ativo monitorado. Assim que os novos dados são obtidos, o sistema repete o processo de validação e persistência, inserindo apenas os valores ainda não registrados. Com isso, o histórico financeiro permanece atualizado de forma automática, permitindo que as otimizações realizadas posteriormente utilizem dados recentes e confiáveis, sem necessidade de intervenções manuais.</w:t>
+      </w:r>
+    </w:p>
+    <w:p>
+      <w:pPr>
+        <w:pStyle w:val="TF-TEXTO"/>
+      </w:pPr>
+    </w:p>
+    <w:p>
+      <w:pPr>
+        <w:pStyle w:val="TF-TEXTO"/>
+      </w:pPr>
+      <w:r>
+        <w:t>-- código do agendador --</w:t>
+      </w:r>
+    </w:p>
+    <w:p>
+      <w:pPr>
+        <w:pStyle w:val="TF-TEXTO"/>
+      </w:pPr>
+    </w:p>
+    <w:p>
+      <w:pPr>
         <w:pStyle w:val="Ttulo3"/>
       </w:pPr>
       <w:r>
@@ -800,6 +850,7 @@
         <w:pStyle w:val="TF-TEXTO"/>
       </w:pPr>
       <w:r>
+        <w:lastRenderedPageBreak/>
         <w:t xml:space="preserve">O sistema gera visualizações compreensivas do trade-off entre qualidade e tempo computacional. O gráfico bidimensional posiciona tempo de execução no eixo horizontal e </w:t>
       </w:r>
       <w:proofErr w:type="spellStart"/>
@@ -821,7 +872,13 @@
         <w:pStyle w:val="TF-TEXTO"/>
       </w:pPr>
       <w:r>
-        <w:t>-- imagem do gráfico trade-off –</w:t>
+        <w:t>-- imagem do gráfico</w:t>
+      </w:r>
+      <w:r>
+        <w:t xml:space="preserve"> de</w:t>
+      </w:r>
+      <w:r>
+        <w:t xml:space="preserve"> trade-off –</w:t>
       </w:r>
     </w:p>
     <w:p>
@@ -868,300 +925,572 @@
         <w:pStyle w:val="Ttulo3"/>
       </w:pPr>
       <w:r>
+        <w:t>P</w:t>
+      </w:r>
+      <w:r>
+        <w:t>rocessamento AGMO</w:t>
+      </w:r>
+    </w:p>
+    <w:p>
+      <w:pPr>
+        <w:pStyle w:val="TF-TEXTO"/>
+      </w:pPr>
+    </w:p>
+    <w:p>
+      <w:pPr>
+        <w:pStyle w:val="TF-TEXTO"/>
+      </w:pPr>
+      <w:r>
+        <w:t>A implementação do algoritmo genético multiobjetivo constitui o núcleo computacional do sistema de otimização, integrando conceitos avançados de computação evolutiva com teoria moderna de portfólios. O desenvolvimento seguiu abordagem modular que permite configuração adaptativa dos componentes algorítmicos baseada nas características específicas de cada problema de otimização.</w:t>
+      </w:r>
+    </w:p>
+    <w:p>
+      <w:pPr>
+        <w:pStyle w:val="TF-TEXTO"/>
+      </w:pPr>
+      <w:r>
+        <w:t xml:space="preserve"> </w:t>
+      </w:r>
+    </w:p>
+    <w:p>
+      <w:pPr>
+        <w:pStyle w:val="TF-TEXTO"/>
+      </w:pPr>
+      <w:r>
+        <w:t>-- imagem do pipeline do método otimizar --</w:t>
+      </w:r>
+    </w:p>
+    <w:p>
+      <w:pPr>
+        <w:pStyle w:val="TF-TEXTO"/>
+      </w:pPr>
+    </w:p>
+    <w:p>
+      <w:pPr>
+        <w:pStyle w:val="Ttulo4"/>
+      </w:pPr>
+      <w:r>
+        <w:t>Preparação dos dados</w:t>
+      </w:r>
+    </w:p>
+    <w:p>
+      <w:pPr>
+        <w:pStyle w:val="TF-TEXTO"/>
+      </w:pPr>
+      <w:r>
+        <w:t xml:space="preserve">A preparação dos dados é uma das etapas mais determinantes no processo de otimização de portfólios, pois toda a análise de risco e retorno depende diretamente da qualidade das séries históricas utilizadas. </w:t>
+      </w:r>
+      <w:r>
+        <w:t>E</w:t>
+      </w:r>
+      <w:r>
+        <w:t>sse papel é desempenhado pelo método _</w:t>
+      </w:r>
+      <w:proofErr w:type="spellStart"/>
+      <w:r>
+        <w:t>prepare_data</w:t>
+      </w:r>
+      <w:proofErr w:type="spellEnd"/>
+      <w:r>
+        <w:t>, responsável por transformar os dados brutos armazenados no banco em um conjunto estruturado e estatisticamente confiável para o algoritmo genético multiobjetivo.</w:t>
+      </w:r>
+    </w:p>
+    <w:p>
+      <w:pPr>
+        <w:pStyle w:val="TF-TEXTO"/>
+      </w:pPr>
+      <w:r>
+        <w:t>O método inicia consultando os ativos elegíveis e seus metadados, definindo assim o universo de investimento que será utilizado na otimização</w:t>
+      </w:r>
+      <w:r>
+        <w:t>, e</w:t>
+      </w:r>
+      <w:r>
+        <w:t xml:space="preserve">m seguida, são carregados os </w:t>
+      </w:r>
+      <w:r>
         <w:lastRenderedPageBreak/>
-        <w:t>P</w:t>
-      </w:r>
-      <w:r>
-        <w:t>rocessamento AGMO</w:t>
-      </w:r>
-    </w:p>
-    <w:p>
-      <w:pPr>
-        <w:pStyle w:val="TF-TEXTO"/>
-      </w:pPr>
-    </w:p>
-    <w:p>
-      <w:pPr>
-        <w:pStyle w:val="TF-TEXTO"/>
-      </w:pPr>
-      <w:r>
-        <w:t>A implementação do algoritmo genético multiobjetivo constitui o núcleo computacional do sistema de otimização, integrando conceitos avançados de computação evolutiva com teoria moderna de portfólios. O desenvolvimento seguiu abordagem modular que permite configuração adaptativa dos componentes algorítmicos baseada nas características específicas de cada problema de otimização.</w:t>
-      </w:r>
-    </w:p>
-    <w:p>
-      <w:pPr>
-        <w:pStyle w:val="TF-TEXTO"/>
-      </w:pPr>
+        <w:t>históricos de preços de cada ativo. Esses dados,</w:t>
+      </w:r>
       <w:r>
         <w:t xml:space="preserve"> </w:t>
       </w:r>
-    </w:p>
-    <w:p>
-      <w:pPr>
-        <w:pStyle w:val="TF-TEXTO"/>
-      </w:pPr>
-      <w:r>
-        <w:t>-- imagem do pipeline do método otimizar --</w:t>
-      </w:r>
-    </w:p>
-    <w:p>
-      <w:pPr>
-        <w:pStyle w:val="TF-TEXTO"/>
-      </w:pPr>
+      <w:r>
+        <w:t xml:space="preserve">são reorganizados em um </w:t>
+      </w:r>
+      <w:proofErr w:type="spellStart"/>
+      <w:r>
+        <w:t>DataFrame</w:t>
+      </w:r>
+      <w:proofErr w:type="spellEnd"/>
+      <w:r>
+        <w:t xml:space="preserve"> pivotado, no qual cada coluna representa um </w:t>
+      </w:r>
+      <w:proofErr w:type="spellStart"/>
+      <w:r>
+        <w:t>ticker</w:t>
+      </w:r>
+      <w:proofErr w:type="spellEnd"/>
+      <w:r>
+        <w:t xml:space="preserve"> e cada linha representa uma data. Essa estrutura matricial é essencial para o cálculo de retornos e para todas as operações vetorizadas que compõem o modelo de risco.</w:t>
+      </w:r>
+    </w:p>
+    <w:p>
+      <w:pPr>
+        <w:pStyle w:val="TF-TEXTO"/>
+      </w:pPr>
+      <w:r>
+        <w:t>Após o pivotamento, o método identifica o período mínimo de dados exigido</w:t>
+      </w:r>
+      <w:r>
+        <w:t>,</w:t>
+      </w:r>
+      <w:r>
+        <w:t xml:space="preserve"> sendo igual ao </w:t>
+      </w:r>
+      <w:r>
+        <w:t>período solicitado pelo usuário</w:t>
+      </w:r>
+      <w:r>
+        <w:t xml:space="preserve"> como horizonte de investimentos</w:t>
+      </w:r>
+      <w:r>
+        <w:t xml:space="preserve">. Ativos que não atendem essa exigência são removidos imediatamente. Essa decisão </w:t>
+      </w:r>
+      <w:r>
+        <w:t xml:space="preserve">tem como objetivo </w:t>
+      </w:r>
+      <w:r>
+        <w:t>igualar todos os ativos com o mesmo período de dados históricos, para não ter injustiças na comparação entre eles.</w:t>
+      </w:r>
+    </w:p>
+    <w:p>
+      <w:pPr>
+        <w:pStyle w:val="TF-TEXTO"/>
+      </w:pPr>
+      <w:r>
+        <w:t xml:space="preserve">Com a filtragem inicial concluída, </w:t>
+      </w:r>
+      <w:r>
+        <w:t xml:space="preserve">é gerado </w:t>
+      </w:r>
+      <w:r>
+        <w:t xml:space="preserve">duas estruturas essenciais para a otimização: o retorno médio e a matriz de covariância. O vetor </w:t>
+      </w:r>
+      <w:proofErr w:type="spellStart"/>
+      <w:r>
+        <w:t>mean_returns</w:t>
+      </w:r>
+      <w:proofErr w:type="spellEnd"/>
+      <w:r>
+        <w:t xml:space="preserve"> é criado a partir da média dos retornos de cada ativo, representando seu desempenho esperado no período. Em seguida, a matriz de covariância é calculada com </w:t>
+      </w:r>
+      <w:proofErr w:type="spellStart"/>
+      <w:proofErr w:type="gramStart"/>
+      <w:r>
+        <w:t>df_returns.cov</w:t>
+      </w:r>
+      <w:proofErr w:type="spellEnd"/>
+      <w:r>
+        <w:t>(</w:t>
+      </w:r>
+      <w:proofErr w:type="gramEnd"/>
+      <w:r>
+        <w:t>), capturando como os ativos variam juntos e permitindo estimar o risco do portfólio de forma conjunta, e não apenas individual. Esses dois elementos são armazenados para uso posterior pelo algoritmo, servindo de base para avaliar risco e retorno de cada solução candidata.</w:t>
+      </w:r>
+    </w:p>
+    <w:p>
+      <w:pPr>
+        <w:pStyle w:val="TF-TEXTO"/>
+      </w:pPr>
+    </w:p>
+    <w:p>
+      <w:pPr>
+        <w:pStyle w:val="TF-TEXTO"/>
+      </w:pPr>
+      <w:r>
+        <w:t>-- imagem do método _</w:t>
+      </w:r>
+      <w:proofErr w:type="spellStart"/>
+      <w:r>
+        <w:t>prepare_data</w:t>
+      </w:r>
+      <w:proofErr w:type="spellEnd"/>
+      <w:r>
+        <w:t xml:space="preserve"> --</w:t>
+      </w:r>
     </w:p>
     <w:p>
       <w:pPr>
         <w:pStyle w:val="Ttulo4"/>
       </w:pPr>
       <w:r>
-        <w:t>Preparação dos dados</w:t>
-      </w:r>
-    </w:p>
-    <w:p>
-      <w:pPr>
-        <w:pStyle w:val="TF-TEXTO"/>
-      </w:pPr>
-      <w:r>
-        <w:t xml:space="preserve">A preparação dos dados é uma das etapas mais determinantes no processo de otimização de portfólios, pois toda a análise de risco e retorno depende diretamente da qualidade das séries históricas utilizadas. No </w:t>
-      </w:r>
-      <w:proofErr w:type="spellStart"/>
-      <w:r>
-        <w:t>backend</w:t>
-      </w:r>
-      <w:proofErr w:type="spellEnd"/>
-      <w:r>
-        <w:t xml:space="preserve"> desenvolvido, esse papel é desempenhado pelo método _</w:t>
-      </w:r>
-      <w:proofErr w:type="spellStart"/>
-      <w:r>
-        <w:t>prepare_data</w:t>
-      </w:r>
-      <w:proofErr w:type="spellEnd"/>
-      <w:r>
-        <w:t>, responsável por transformar os dados brutos armazenados no banco em um conjunto estruturado e estatisticamente confiável para o algoritmo genético multiobjetivo.</w:t>
-      </w:r>
-    </w:p>
-    <w:p>
-      <w:pPr>
-        <w:pStyle w:val="TF-TEXTO"/>
-      </w:pPr>
-      <w:r>
-        <w:t>O método inicia consultando os ativos elegíveis e seus metadados, definindo assim o universo de investimento que será utilizado na otimização</w:t>
-      </w:r>
-      <w:r>
-        <w:t>, e</w:t>
-      </w:r>
-      <w:r>
-        <w:t>m seguida, são carregados os históricos de preços de cada ativo. Esses dados,</w:t>
+        <w:t>Formulação Multiobjetivo do Problema</w:t>
+      </w:r>
+    </w:p>
+    <w:p>
+      <w:pPr>
+        <w:pStyle w:val="TF-TEXTO"/>
+      </w:pPr>
+      <w:r>
+        <w:t>A modelagem do problema de otimização de portfólios adota formulação tri-objetivo que captura trade-</w:t>
+      </w:r>
+      <w:proofErr w:type="spellStart"/>
+      <w:r>
+        <w:t>offs</w:t>
+      </w:r>
+      <w:proofErr w:type="spellEnd"/>
+      <w:r>
+        <w:t xml:space="preserve"> fundamentais enfrentados por investidores racionais. A classe </w:t>
+      </w:r>
+      <w:proofErr w:type="spellStart"/>
+      <w:r>
+        <w:t>PersonalizedPortfolioProblem</w:t>
+      </w:r>
+      <w:proofErr w:type="spellEnd"/>
+      <w:r>
+        <w:t xml:space="preserve"> estende </w:t>
+      </w:r>
+      <w:r>
+        <w:t>d</w:t>
+      </w:r>
+      <w:r>
+        <w:t xml:space="preserve">a interface </w:t>
+      </w:r>
+      <w:proofErr w:type="spellStart"/>
+      <w:r>
+        <w:t>ElementwiseProblem</w:t>
+      </w:r>
+      <w:proofErr w:type="spellEnd"/>
+      <w:r>
+        <w:t xml:space="preserve"> do </w:t>
+      </w:r>
+      <w:proofErr w:type="spellStart"/>
+      <w:r>
+        <w:t>pymoo</w:t>
+      </w:r>
+      <w:proofErr w:type="spellEnd"/>
+      <w:r>
+        <w:t>, implementando avaliação simultânea de três funções objetivo conflitantes.</w:t>
+      </w:r>
+    </w:p>
+    <w:p>
+      <w:pPr>
+        <w:pStyle w:val="TF-TEXTO"/>
+      </w:pPr>
+      <w:r>
+        <w:t>O primeiro objetivo busca maximizar o retorno esperado do portfólio, calculado como média ponderada dos retornos históricos mensais.</w:t>
+      </w:r>
+      <w:r>
+        <w:t xml:space="preserve"> Como o método consolidado dos objetivos é minimizar, foi necessário inverter o sinal do número do retorno.</w:t>
+      </w:r>
+    </w:p>
+    <w:p>
+      <w:pPr>
+        <w:pStyle w:val="TF-TEXTO"/>
+      </w:pPr>
+      <w:r>
+        <w:t>O segundo objetivo minimiza a variância do portfólio,</w:t>
+      </w:r>
+      <w:r>
+        <w:t xml:space="preserve"> o </w:t>
+      </w:r>
+      <w:r>
+        <w:t>cálculo considera matriz completa de covariâncias. Esta formulação permite identificação de oportunidades de diversificação onde correlações negativas ou baixas reduzem risco total do portfólio.</w:t>
+      </w:r>
+    </w:p>
+    <w:p>
+      <w:pPr>
+        <w:pStyle w:val="TF-TEXTO"/>
+      </w:pPr>
+      <w:r>
+        <w:t xml:space="preserve">O terceiro objetivo </w:t>
+      </w:r>
+      <w:r>
+        <w:t>minimiza o</w:t>
       </w:r>
       <w:r>
         <w:t xml:space="preserve"> </w:t>
       </w:r>
-      <w:r>
-        <w:t xml:space="preserve">são reorganizados em um </w:t>
-      </w:r>
-      <w:proofErr w:type="spellStart"/>
-      <w:r>
-        <w:t>DataFrame</w:t>
-      </w:r>
-      <w:proofErr w:type="spellEnd"/>
-      <w:r>
-        <w:t xml:space="preserve"> pivotado, no qual cada coluna representa um </w:t>
-      </w:r>
-      <w:proofErr w:type="spellStart"/>
-      <w:r>
-        <w:t>ticker</w:t>
-      </w:r>
-      <w:proofErr w:type="spellEnd"/>
-      <w:r>
-        <w:t xml:space="preserve"> e cada linha representa uma data. Essa estrutura matricial é essencial para o cálculo de retornos e para todas as operações vetorizadas que compõem o modelo de risco.</w:t>
-      </w:r>
-    </w:p>
-    <w:p>
-      <w:pPr>
-        <w:pStyle w:val="TF-TEXTO"/>
-      </w:pPr>
-      <w:r>
-        <w:t>Após o pivotamento, o método identifica o período mínimo de dados exigido</w:t>
-      </w:r>
-      <w:r>
-        <w:t>,</w:t>
-      </w:r>
-      <w:r>
-        <w:t xml:space="preserve"> sendo igual ao </w:t>
-      </w:r>
-      <w:r>
-        <w:t>período solicitado pelo usuário</w:t>
-      </w:r>
-      <w:r>
-        <w:t xml:space="preserve"> como horizonte de investimentos</w:t>
-      </w:r>
-      <w:r>
-        <w:t xml:space="preserve">. Ativos que não atendem essa exigência são removidos imediatamente. Essa decisão </w:t>
-      </w:r>
-      <w:r>
-        <w:t xml:space="preserve">tem como objetivo </w:t>
-      </w:r>
-      <w:r>
-        <w:t>igualar todos os ativos com o mesmo período de dados históricos, para não ter injustiças na comparação entre eles.</w:t>
-      </w:r>
-    </w:p>
-    <w:p>
-      <w:pPr>
-        <w:pStyle w:val="TF-TEXTO"/>
-      </w:pPr>
-      <w:r>
-        <w:t xml:space="preserve">Com a filtragem inicial concluída, </w:t>
-      </w:r>
-      <w:r>
-        <w:t xml:space="preserve">é gerado </w:t>
-      </w:r>
-      <w:r>
-        <w:t xml:space="preserve">duas estruturas essenciais para a otimização: o retorno médio e a matriz de covariância. O vetor </w:t>
-      </w:r>
-      <w:proofErr w:type="spellStart"/>
-      <w:r>
-        <w:t>mean_returns</w:t>
-      </w:r>
-      <w:proofErr w:type="spellEnd"/>
-      <w:r>
-        <w:t xml:space="preserve"> é criado a partir da média dos retornos de cada ativo, representando seu desempenho esperado no período. Em seguida, a matriz de covariância é calculada com </w:t>
-      </w:r>
-      <w:proofErr w:type="spellStart"/>
+      <w:proofErr w:type="spellStart"/>
+      <w:r>
+        <w:t>Conditional</w:t>
+      </w:r>
+      <w:proofErr w:type="spellEnd"/>
+      <w:r>
+        <w:t xml:space="preserve"> </w:t>
+      </w:r>
+      <w:proofErr w:type="spellStart"/>
+      <w:r>
+        <w:t>Value</w:t>
+      </w:r>
+      <w:proofErr w:type="spellEnd"/>
+      <w:r>
+        <w:t xml:space="preserve"> </w:t>
+      </w:r>
+      <w:proofErr w:type="spellStart"/>
+      <w:r>
+        <w:t>at</w:t>
+      </w:r>
+      <w:proofErr w:type="spellEnd"/>
+      <w:r>
+        <w:t xml:space="preserve"> Risk (</w:t>
+      </w:r>
+      <w:proofErr w:type="spellStart"/>
+      <w:r>
+        <w:t>CVaR</w:t>
+      </w:r>
+      <w:proofErr w:type="spellEnd"/>
+      <w:r>
+        <w:t>), medida moderna de risco que quantifica perda esperada nos piores cenários. A implementação utiliza abordagem empírica baseada em simulação histórica</w:t>
+      </w:r>
+      <w:r>
+        <w:t>. Colocar fórmula matemática aqui?</w:t>
+      </w:r>
+    </w:p>
+    <w:p>
+      <w:pPr>
+        <w:pStyle w:val="TF-TEXTO"/>
+      </w:pPr>
+    </w:p>
+    <w:p>
+      <w:pPr>
+        <w:pStyle w:val="Ttulo4"/>
+      </w:pPr>
+      <w:r>
+        <w:lastRenderedPageBreak/>
+        <w:t xml:space="preserve">Algoritmo </w:t>
+      </w:r>
+      <w:r>
+        <w:t>R-</w:t>
+      </w:r>
+      <w:r>
+        <w:t>NSGA2</w:t>
+      </w:r>
+    </w:p>
+    <w:p>
+      <w:pPr>
+        <w:pStyle w:val="TF-TEXTO"/>
+      </w:pPr>
+    </w:p>
+    <w:p>
+      <w:pPr>
+        <w:pStyle w:val="TF-TEXTO"/>
+      </w:pPr>
+    </w:p>
+    <w:p>
+      <w:pPr>
+        <w:pStyle w:val="TF-TEXTO"/>
+      </w:pPr>
+    </w:p>
+    <w:p>
+      <w:pPr>
+        <w:pStyle w:val="Ttulo4"/>
+      </w:pPr>
+      <w:proofErr w:type="spellStart"/>
+      <w:r>
+        <w:t>Backtest</w:t>
+      </w:r>
+      <w:proofErr w:type="spellEnd"/>
+      <w:r>
+        <w:t xml:space="preserve"> e Comparação com Benchmark</w:t>
+      </w:r>
+    </w:p>
+    <w:p>
+      <w:pPr>
+        <w:pStyle w:val="TF-TEXTO"/>
+      </w:pPr>
+      <w:r>
+        <w:t xml:space="preserve">O serviço também oferece a possibilidade de definir uma data de referência como parâmetro de entrada na otimização. Quando essa data é informada, o método limita o conjunto de dados históricos apenas ao período anterior a ela, criando uma simulação realista de como a carteira teria sido construída com as informações disponíveis naquele momento. Esse recurso funciona como uma forma de </w:t>
+      </w:r>
+      <w:proofErr w:type="spellStart"/>
+      <w:r>
+        <w:t>backtest</w:t>
+      </w:r>
+      <w:proofErr w:type="spellEnd"/>
+      <w:r>
+        <w:t xml:space="preserve"> interno, permitindo avaliar se a carteira otimizada com dados realmente passados teria apresentado um comportamento consistente ao longo do tempo.</w:t>
+      </w:r>
+    </w:p>
+    <w:p>
+      <w:pPr>
+        <w:pStyle w:val="TF-TEXTO"/>
+      </w:pPr>
+      <w:r>
+        <w:t xml:space="preserve">A partir dessa funcionalidade, foi implementada uma rotina específica para comparar o desempenho da carteira consolidada no </w:t>
+      </w:r>
+      <w:proofErr w:type="spellStart"/>
+      <w:r>
+        <w:t>backtest</w:t>
+      </w:r>
+      <w:proofErr w:type="spellEnd"/>
+      <w:r>
+        <w:t xml:space="preserve"> com um benchmark de mercado. No caso deste projeto, utilizou-se o Ibovespa como referência, por ser o principal índice da bolsa brasileira e um parâmetro amplamente adotado na avaliação de estratégias de investimento</w:t>
+      </w:r>
+    </w:p>
+    <w:p>
+      <w:pPr>
+        <w:pStyle w:val="TF-TEXTO"/>
+        <w:ind w:firstLine="0"/>
+      </w:pPr>
+    </w:p>
+    <w:p>
+      <w:pPr>
+        <w:pStyle w:val="TF-TEXTO"/>
+      </w:pPr>
+      <w:r>
+        <w:t xml:space="preserve">-- imagem do comparativo entre o </w:t>
+      </w:r>
+      <w:proofErr w:type="spellStart"/>
+      <w:r>
+        <w:t>ibovespa</w:t>
+      </w:r>
+      <w:proofErr w:type="spellEnd"/>
+      <w:r>
+        <w:t xml:space="preserve"> –</w:t>
+      </w:r>
+    </w:p>
+    <w:p>
+      <w:pPr>
+        <w:pStyle w:val="TF-TEXTO"/>
+      </w:pPr>
+    </w:p>
+    <w:p>
+      <w:pPr>
+        <w:pStyle w:val="TF-TEXTO"/>
+      </w:pPr>
+    </w:p>
+    <w:p>
+      <w:pPr>
+        <w:pStyle w:val="TF-TEXTO"/>
+      </w:pPr>
+    </w:p>
+    <w:p>
+      <w:pPr>
+        <w:pStyle w:val="TF-TEXTO"/>
+      </w:pPr>
+      <w:r>
+        <w:t>Texto tomando conclusão dos gráficos</w:t>
+      </w:r>
+    </w:p>
+    <w:p>
+      <w:pPr>
+        <w:pStyle w:val="TF-TEXTO"/>
+      </w:pPr>
+    </w:p>
+    <w:p>
+      <w:pPr>
+        <w:pStyle w:val="Ttulo3"/>
+      </w:pPr>
+      <w:r>
+        <w:t>API</w:t>
+      </w:r>
+    </w:p>
+    <w:p>
+      <w:pPr>
+        <w:pStyle w:val="TF-TEXTO"/>
+      </w:pPr>
+      <w:r>
+        <w:t xml:space="preserve">A arquitetura da API REST segue princípios </w:t>
+      </w:r>
+      <w:proofErr w:type="spellStart"/>
+      <w:r>
+        <w:t>RESTful</w:t>
+      </w:r>
+      <w:proofErr w:type="spellEnd"/>
+      <w:r>
+        <w:t xml:space="preserve"> estabelecidos, implementando </w:t>
+      </w:r>
+      <w:proofErr w:type="spellStart"/>
+      <w:r>
+        <w:t>endpoints</w:t>
+      </w:r>
+      <w:proofErr w:type="spellEnd"/>
+      <w:r>
+        <w:t xml:space="preserve"> semanticamente corretos para operações CRUD sobre recursos do sistema. A estrutura modular baseada em </w:t>
+      </w:r>
+      <w:proofErr w:type="spellStart"/>
+      <w:r>
+        <w:t>Flask</w:t>
+      </w:r>
+      <w:proofErr w:type="spellEnd"/>
+      <w:r>
+        <w:t xml:space="preserve"> </w:t>
+      </w:r>
+      <w:proofErr w:type="spellStart"/>
+      <w:r>
+        <w:t>Blueprints</w:t>
+      </w:r>
+      <w:proofErr w:type="spellEnd"/>
+      <w:r>
+        <w:t xml:space="preserve"> organiza rotas em módulos coesos, facilitando manutenção e evolução independente de funcionalidades.</w:t>
+      </w:r>
+    </w:p>
+    <w:p>
+      <w:pPr>
+        <w:pStyle w:val="TF-TEXTO"/>
+      </w:pPr>
+      <w:r>
+        <w:t>O sistema de autenticação</w:t>
+      </w:r>
+      <w:r>
+        <w:t xml:space="preserve"> da API</w:t>
+      </w:r>
+      <w:r>
+        <w:t xml:space="preserve"> implementa JSON Web Tokens (JWT), escolha fundamentada em suas características de </w:t>
+      </w:r>
+      <w:proofErr w:type="spellStart"/>
+      <w:r>
+        <w:t>statelessness</w:t>
+      </w:r>
+      <w:proofErr w:type="spellEnd"/>
+      <w:r>
+        <w:t xml:space="preserve"> e capacidade de carregar </w:t>
+      </w:r>
+      <w:proofErr w:type="spellStart"/>
+      <w:r>
+        <w:t>claims</w:t>
+      </w:r>
+      <w:proofErr w:type="spellEnd"/>
+      <w:r>
+        <w:t xml:space="preserve"> customizados. Cada token contém identificador único do usuário e </w:t>
+      </w:r>
+      <w:proofErr w:type="spellStart"/>
+      <w:r>
+        <w:t>timestamp</w:t>
+      </w:r>
+      <w:proofErr w:type="spellEnd"/>
+      <w:r>
+        <w:t xml:space="preserve"> de expiração, eliminando necessidade de armazenamento </w:t>
+      </w:r>
       <w:proofErr w:type="gramStart"/>
       <w:r>
-        <w:t>df_returns.cov</w:t>
-      </w:r>
-      <w:proofErr w:type="spellEnd"/>
-      <w:r>
-        <w:t>(</w:t>
+        <w:t>server</w:t>
       </w:r>
       <w:proofErr w:type="gramEnd"/>
       <w:r>
-        <w:t xml:space="preserve">), capturando como os ativos variam juntos e permitindo estimar o risco do portfólio de forma conjunta, e não apenas </w:t>
-      </w:r>
+        <w:t>-</w:t>
+      </w:r>
+      <w:proofErr w:type="spellStart"/>
+      <w:r>
+        <w:t>side</w:t>
+      </w:r>
+      <w:proofErr w:type="spellEnd"/>
+      <w:r>
+        <w:t xml:space="preserve"> de sessões.</w:t>
+      </w:r>
+    </w:p>
+    <w:p>
+      <w:pPr>
+        <w:pStyle w:val="TF-TEXTO"/>
+      </w:pPr>
       <w:r>
         <w:lastRenderedPageBreak/>
-        <w:t>individual. Esses dois elementos são armazenados para uso posterior pelo algoritmo, servindo de base para avaliar risco e retorno de cada solução candidata.</w:t>
-      </w:r>
-    </w:p>
-    <w:p>
-      <w:pPr>
-        <w:pStyle w:val="TF-TEXTO"/>
-      </w:pPr>
-    </w:p>
-    <w:p>
-      <w:pPr>
-        <w:pStyle w:val="TF-TEXTO"/>
-      </w:pPr>
-      <w:r>
-        <w:t>-- imagem do método _</w:t>
-      </w:r>
-      <w:proofErr w:type="spellStart"/>
-      <w:r>
-        <w:t>prepare_data</w:t>
-      </w:r>
-      <w:proofErr w:type="spellEnd"/>
-      <w:r>
-        <w:t xml:space="preserve"> --</w:t>
-      </w:r>
-    </w:p>
-    <w:p>
-      <w:pPr>
-        <w:pStyle w:val="Ttulo4"/>
-      </w:pPr>
-      <w:r>
-        <w:t>Formulação Multiobjetivo do Problema</w:t>
-      </w:r>
-    </w:p>
-    <w:p>
-      <w:pPr>
-        <w:pStyle w:val="TF-TEXTO"/>
-      </w:pPr>
-      <w:r>
-        <w:t>A modelagem do problema de otimização de portfólios adota formulação tri-objetivo que captura trade-</w:t>
-      </w:r>
-      <w:proofErr w:type="spellStart"/>
-      <w:r>
-        <w:t>offs</w:t>
-      </w:r>
-      <w:proofErr w:type="spellEnd"/>
-      <w:r>
-        <w:t xml:space="preserve"> fundamentais enfrentados por investidores racionais. A classe </w:t>
-      </w:r>
-      <w:proofErr w:type="spellStart"/>
-      <w:r>
-        <w:t>PersonalizedPortfolioProblem</w:t>
-      </w:r>
-      <w:proofErr w:type="spellEnd"/>
-      <w:r>
-        <w:t xml:space="preserve"> estende a interface </w:t>
-      </w:r>
-      <w:proofErr w:type="spellStart"/>
-      <w:r>
-        <w:t>ElementwiseProblem</w:t>
-      </w:r>
-      <w:proofErr w:type="spellEnd"/>
-      <w:r>
-        <w:t xml:space="preserve"> do </w:t>
-      </w:r>
-      <w:proofErr w:type="spellStart"/>
-      <w:r>
-        <w:t>pymoo</w:t>
-      </w:r>
-      <w:proofErr w:type="spellEnd"/>
-      <w:r>
-        <w:t>, implementando avaliação simultânea de três funções objetivo conflitantes.</w:t>
-      </w:r>
-    </w:p>
-    <w:p>
-      <w:pPr>
-        <w:pStyle w:val="TF-TEXTO"/>
-      </w:pPr>
-      <w:r>
-        <w:t>O primeiro objetivo busca maximizar o retorno esperado do portfólio, calculado como média ponderada dos retornos históricos mensais.</w:t>
-      </w:r>
-    </w:p>
-    <w:p>
-      <w:pPr>
-        <w:pStyle w:val="TF-TEXTO"/>
-      </w:pPr>
-      <w:r>
-        <w:t xml:space="preserve">O segundo objetivo minimiza a variância do portfólio, métrica clássica derivada da </w:t>
-      </w:r>
-      <w:proofErr w:type="spellStart"/>
-      <w:r>
-        <w:t>Modern</w:t>
-      </w:r>
-      <w:proofErr w:type="spellEnd"/>
-      <w:r>
-        <w:t xml:space="preserve"> Portfolio </w:t>
-      </w:r>
-      <w:proofErr w:type="spellStart"/>
-      <w:r>
-        <w:t>Theory</w:t>
-      </w:r>
-      <w:proofErr w:type="spellEnd"/>
-      <w:r>
-        <w:t xml:space="preserve">. O cálculo considera matriz completa de covariâncias, capturando não apenas volatilidades </w:t>
-      </w:r>
-      <w:r>
-        <w:t>individuais,</w:t>
-      </w:r>
-      <w:r>
-        <w:t xml:space="preserve"> mas também correlações entre ativos. Esta formulação permite identificação de oportunidades de diversificação onde correlações negativas ou baixas reduzem risco total do portfólio.</w:t>
-      </w:r>
-    </w:p>
-    <w:p>
-      <w:pPr>
-        <w:pStyle w:val="TF-TEXTO"/>
-      </w:pPr>
-      <w:r>
-        <w:t xml:space="preserve">O terceiro objetivo introduz </w:t>
-      </w:r>
-      <w:proofErr w:type="spellStart"/>
-      <w:r>
-        <w:t>Conditional</w:t>
+        <w:t xml:space="preserve">A geração de tokens utiliza </w:t>
+      </w:r>
+      <w:proofErr w:type="spellStart"/>
+      <w:r>
+        <w:t>secret</w:t>
       </w:r>
       <w:proofErr w:type="spellEnd"/>
       <w:r>
@@ -1169,7 +1498,87 @@
       </w:r>
       <w:proofErr w:type="spellStart"/>
       <w:r>
-        <w:t>Value</w:t>
+        <w:t>key</w:t>
+      </w:r>
+      <w:proofErr w:type="spellEnd"/>
+      <w:r>
+        <w:t xml:space="preserve"> configurável com entropia adequada, garantindo impossibilidade prática de falsificação. O </w:t>
+      </w:r>
+      <w:proofErr w:type="spellStart"/>
+      <w:r>
+        <w:t>payload</w:t>
+      </w:r>
+      <w:proofErr w:type="spellEnd"/>
+      <w:r>
+        <w:t xml:space="preserve"> mínimo reduz overhead de transmissão enquanto mantém informações essenciais para autorização. A expiração configurável permite balanço entre segurança e conveniência do usuário.</w:t>
+      </w:r>
+    </w:p>
+    <w:p>
+      <w:pPr>
+        <w:pStyle w:val="TF-TEXTO"/>
+      </w:pPr>
+      <w:r>
+        <w:t xml:space="preserve">O middleware de proteção intercepta requisições a </w:t>
+      </w:r>
+      <w:proofErr w:type="spellStart"/>
+      <w:r>
+        <w:t>endpoints</w:t>
+      </w:r>
+      <w:proofErr w:type="spellEnd"/>
+      <w:r>
+        <w:t xml:space="preserve"> protegidos, extraindo e validando tokens do header </w:t>
+      </w:r>
+      <w:proofErr w:type="spellStart"/>
+      <w:r>
+        <w:t>Authorization</w:t>
+      </w:r>
+      <w:proofErr w:type="spellEnd"/>
+      <w:r>
+        <w:t xml:space="preserve">. A validação verifica assinatura criptográfica, expiração temporal e revogação opcional através de </w:t>
+      </w:r>
+      <w:proofErr w:type="spellStart"/>
+      <w:r>
+        <w:t>blacklist</w:t>
+      </w:r>
+      <w:proofErr w:type="spellEnd"/>
+      <w:r>
+        <w:t xml:space="preserve">. Requisições com tokens inválidos ou ausentes recebem resposta 401 </w:t>
+      </w:r>
+      <w:proofErr w:type="spellStart"/>
+      <w:r>
+        <w:t>Unauthorized</w:t>
+      </w:r>
+      <w:proofErr w:type="spellEnd"/>
+      <w:r>
+        <w:t xml:space="preserve"> imediata.</w:t>
+      </w:r>
+    </w:p>
+    <w:p>
+      <w:pPr>
+        <w:pStyle w:val="TF-TEXTO"/>
+      </w:pPr>
+      <w:r>
+        <w:t xml:space="preserve">A implementação de rate </w:t>
+      </w:r>
+      <w:proofErr w:type="spellStart"/>
+      <w:r>
+        <w:t>limiting</w:t>
+      </w:r>
+      <w:proofErr w:type="spellEnd"/>
+      <w:r>
+        <w:t xml:space="preserve"> através de </w:t>
+      </w:r>
+      <w:proofErr w:type="spellStart"/>
+      <w:r>
+        <w:t>Flask-Limiter</w:t>
+      </w:r>
+      <w:proofErr w:type="spellEnd"/>
+      <w:r>
+        <w:t xml:space="preserve"> previne ataques de força bruta e </w:t>
+      </w:r>
+      <w:proofErr w:type="spellStart"/>
+      <w:r>
+        <w:t>denial</w:t>
       </w:r>
       <w:proofErr w:type="spellEnd"/>
       <w:r>
@@ -1177,147 +1586,19 @@
       </w:r>
       <w:proofErr w:type="spellStart"/>
       <w:r>
-        <w:t>at</w:t>
-      </w:r>
-      <w:proofErr w:type="spellEnd"/>
-      <w:r>
-        <w:t xml:space="preserve"> Risk (</w:t>
-      </w:r>
-      <w:proofErr w:type="spellStart"/>
-      <w:r>
-        <w:t>CVaR</w:t>
-      </w:r>
-      <w:proofErr w:type="spellEnd"/>
-      <w:r>
-        <w:t>), medida moderna de risco que quantifica perda esperada nos piores cenários. A implementação utiliza abordagem empírica baseada em simulação histórica</w:t>
-      </w:r>
-      <w:r>
-        <w:t>. Colocar fórmula matemática aqui?</w:t>
-      </w:r>
-    </w:p>
-    <w:p>
-      <w:pPr>
-        <w:pStyle w:val="Ttulo4"/>
-      </w:pPr>
-      <w:r>
-        <w:t>Algoritmo NSGA2</w:t>
-      </w:r>
-    </w:p>
-    <w:p>
-      <w:pPr>
-        <w:pStyle w:val="TF-TEXTO"/>
-      </w:pPr>
-    </w:p>
-    <w:p>
-      <w:pPr>
-        <w:pStyle w:val="TF-TEXTO"/>
-      </w:pPr>
-    </w:p>
-    <w:p>
-      <w:pPr>
-        <w:pStyle w:val="TF-TEXTO"/>
-      </w:pPr>
-    </w:p>
-    <w:p>
-      <w:pPr>
-        <w:pStyle w:val="Ttulo4"/>
-      </w:pPr>
-      <w:proofErr w:type="spellStart"/>
-      <w:r>
-        <w:t>Backtest</w:t>
-      </w:r>
-      <w:proofErr w:type="spellEnd"/>
-      <w:r>
-        <w:t xml:space="preserve"> e Comparação com Benchmark</w:t>
-      </w:r>
-    </w:p>
-    <w:p>
-      <w:pPr>
-        <w:pStyle w:val="TF-TEXTO"/>
-      </w:pPr>
-      <w:r>
-        <w:t xml:space="preserve">O serviço também oferece a possibilidade de definir uma data de referência como parâmetro de entrada na otimização. Quando essa data é informada, o método limita o conjunto de dados históricos apenas ao período anterior a ela, criando uma simulação realista de como a carteira teria sido construída com as informações disponíveis naquele momento. Esse recurso funciona como uma forma de </w:t>
-      </w:r>
-      <w:proofErr w:type="spellStart"/>
-      <w:r>
-        <w:t>backtest</w:t>
-      </w:r>
-      <w:proofErr w:type="spellEnd"/>
-      <w:r>
-        <w:t xml:space="preserve"> interno, permitindo avaliar se a carteira otimizada com dados realmente passados teria apresentado um comportamento consistente ao longo do tempo.</w:t>
-      </w:r>
-    </w:p>
-    <w:p>
-      <w:pPr>
-        <w:pStyle w:val="TF-TEXTO"/>
-      </w:pPr>
-      <w:r>
-        <w:lastRenderedPageBreak/>
-        <w:t xml:space="preserve">A partir dessa funcionalidade, foi implementada uma rotina específica para comparar o desempenho da carteira consolidada no </w:t>
-      </w:r>
-      <w:proofErr w:type="spellStart"/>
-      <w:r>
-        <w:t>backtest</w:t>
-      </w:r>
-      <w:proofErr w:type="spellEnd"/>
-      <w:r>
-        <w:t xml:space="preserve"> com um benchmark de mercado. No caso deste projeto, utilizou-se o Ibovespa como referência, por ser o principal índice da bolsa brasileira e um parâmetro amplamente adotado na avaliação de estratégias de investimento</w:t>
-      </w:r>
-    </w:p>
-    <w:p>
-      <w:pPr>
-        <w:pStyle w:val="TF-TEXTO"/>
-        <w:ind w:firstLine="0"/>
-      </w:pPr>
-    </w:p>
-    <w:p>
-      <w:pPr>
-        <w:pStyle w:val="TF-TEXTO"/>
-      </w:pPr>
-      <w:r>
-        <w:t xml:space="preserve">-- imagem do comparativo entre o </w:t>
-      </w:r>
-      <w:proofErr w:type="spellStart"/>
-      <w:r>
-        <w:t>ibovespa</w:t>
-      </w:r>
-      <w:proofErr w:type="spellEnd"/>
-      <w:r>
-        <w:t xml:space="preserve"> –</w:t>
-      </w:r>
-    </w:p>
-    <w:p>
-      <w:pPr>
-        <w:pStyle w:val="TF-TEXTO"/>
-      </w:pPr>
-    </w:p>
-    <w:p>
-      <w:pPr>
-        <w:pStyle w:val="TF-TEXTO"/>
-      </w:pPr>
-    </w:p>
-    <w:p>
-      <w:pPr>
-        <w:pStyle w:val="Ttulo3"/>
-      </w:pPr>
-      <w:r>
-        <w:t>API e token</w:t>
-      </w:r>
-    </w:p>
-    <w:p>
-      <w:pPr>
-        <w:pStyle w:val="TF-TEXTO"/>
-      </w:pPr>
-      <w:r>
-        <w:t xml:space="preserve">A arquitetura da API REST segue princípios </w:t>
-      </w:r>
-      <w:proofErr w:type="spellStart"/>
-      <w:r>
-        <w:t>RESTful</w:t>
-      </w:r>
-      <w:proofErr w:type="spellEnd"/>
-      <w:r>
-        <w:t xml:space="preserve"> estabelecidos, implementando </w:t>
+        <w:t>of</w:t>
+      </w:r>
+      <w:proofErr w:type="spellEnd"/>
+      <w:r>
+        <w:t xml:space="preserve"> </w:t>
+      </w:r>
+      <w:proofErr w:type="spellStart"/>
+      <w:r>
+        <w:t>service</w:t>
+      </w:r>
+      <w:proofErr w:type="spellEnd"/>
+      <w:r>
+        <w:t xml:space="preserve">. Limites diferenciados aplicam-se a </w:t>
       </w:r>
       <w:proofErr w:type="spellStart"/>
       <w:r>
@@ -1325,215 +1606,33 @@
       </w:r>
       <w:proofErr w:type="spellEnd"/>
       <w:r>
-        <w:t xml:space="preserve"> semanticamente corretos para operações CRUD sobre recursos do sistema. A estrutura modular baseada em </w:t>
-      </w:r>
-      <w:proofErr w:type="spellStart"/>
-      <w:r>
-        <w:t>Flask</w:t>
-      </w:r>
-      <w:proofErr w:type="spellEnd"/>
-      <w:r>
-        <w:t xml:space="preserve"> </w:t>
-      </w:r>
-      <w:proofErr w:type="spellStart"/>
-      <w:r>
-        <w:t>Blueprints</w:t>
-      </w:r>
-      <w:proofErr w:type="spellEnd"/>
-      <w:r>
-        <w:t xml:space="preserve"> organiza rotas em módulos coesos, facilitando manutenção e evolução independente de funcionalidades.</w:t>
-      </w:r>
-    </w:p>
-    <w:p>
-      <w:pPr>
-        <w:pStyle w:val="TF-TEXTO"/>
-      </w:pPr>
-      <w:r>
-        <w:t xml:space="preserve">O versionamento da API através de prefixo URL (/api/v1) permite evolução não-disruptiva, mantendo compatibilidade com clientes existentes enquanto </w:t>
-      </w:r>
-      <w:proofErr w:type="spellStart"/>
-      <w:r>
-        <w:t>introduce</w:t>
-      </w:r>
-      <w:proofErr w:type="spellEnd"/>
-      <w:r>
-        <w:t xml:space="preserve"> novas funcionalidades. Esta estratégia garante estabilidade para integrações em produção durante desenvolvimento contínuo do sistema.</w:t>
-      </w:r>
-    </w:p>
-    <w:p>
-      <w:pPr>
-        <w:pStyle w:val="TF-TEXTO"/>
-      </w:pPr>
-      <w:r>
-        <w:t xml:space="preserve">O sistema de autenticação implementa JSON Web Tokens (JWT), escolha fundamentada em suas características de </w:t>
-      </w:r>
-      <w:proofErr w:type="spellStart"/>
-      <w:r>
-        <w:t>statelessness</w:t>
-      </w:r>
-      <w:proofErr w:type="spellEnd"/>
-      <w:r>
-        <w:t xml:space="preserve"> e capacidade de carregar </w:t>
-      </w:r>
-      <w:proofErr w:type="spellStart"/>
-      <w:r>
-        <w:t>claims</w:t>
-      </w:r>
-      <w:proofErr w:type="spellEnd"/>
-      <w:r>
-        <w:t xml:space="preserve"> customizados. Cada token contém identificador único do usuário e </w:t>
-      </w:r>
-      <w:proofErr w:type="spellStart"/>
-      <w:r>
-        <w:t>timestamp</w:t>
-      </w:r>
-      <w:proofErr w:type="spellEnd"/>
-      <w:r>
-        <w:t xml:space="preserve"> de expiração, eliminando necessidade de armazenamento </w:t>
-      </w:r>
-      <w:proofErr w:type="gramStart"/>
-      <w:r>
-        <w:t>server</w:t>
-      </w:r>
-      <w:proofErr w:type="gramEnd"/>
-      <w:r>
-        <w:t>-</w:t>
-      </w:r>
-      <w:proofErr w:type="spellStart"/>
-      <w:r>
-        <w:t>side</w:t>
-      </w:r>
-      <w:proofErr w:type="spellEnd"/>
-      <w:r>
-        <w:t xml:space="preserve"> de sessões.</w:t>
-      </w:r>
-    </w:p>
-    <w:p>
-      <w:pPr>
-        <w:pStyle w:val="TF-TEXTO"/>
-      </w:pPr>
-      <w:r>
-        <w:t xml:space="preserve">A geração de tokens utiliza </w:t>
-      </w:r>
-      <w:proofErr w:type="spellStart"/>
-      <w:r>
-        <w:t>secret</w:t>
-      </w:r>
-      <w:proofErr w:type="spellEnd"/>
-      <w:r>
-        <w:t xml:space="preserve"> </w:t>
-      </w:r>
-      <w:proofErr w:type="spellStart"/>
-      <w:r>
-        <w:t>key</w:t>
-      </w:r>
-      <w:proofErr w:type="spellEnd"/>
-      <w:r>
-        <w:t xml:space="preserve"> configurável com entropia adequada, garantindo impossibilidade prática de falsificação. O </w:t>
-      </w:r>
-      <w:proofErr w:type="spellStart"/>
-      <w:r>
-        <w:t>payload</w:t>
-      </w:r>
-      <w:proofErr w:type="spellEnd"/>
-      <w:r>
-        <w:t xml:space="preserve"> mínimo reduz overhead de transmissão enquanto mantém informações essenciais para autorização. A expiração configurável permite balanço entre segurança e conveniência do usuário.</w:t>
-      </w:r>
-    </w:p>
-    <w:p>
-      <w:pPr>
-        <w:pStyle w:val="TF-TEXTO"/>
-      </w:pPr>
-      <w:r>
-        <w:t xml:space="preserve">O middleware de proteção intercepta requisições a </w:t>
-      </w:r>
-      <w:proofErr w:type="spellStart"/>
-      <w:r>
-        <w:t>endpoints</w:t>
-      </w:r>
-      <w:proofErr w:type="spellEnd"/>
-      <w:r>
-        <w:t xml:space="preserve"> protegidos, extraindo e validando tokens do header </w:t>
-      </w:r>
-      <w:proofErr w:type="spellStart"/>
-      <w:r>
-        <w:t>Authorization</w:t>
-      </w:r>
-      <w:proofErr w:type="spellEnd"/>
-      <w:r>
-        <w:t xml:space="preserve">. A validação verifica assinatura criptográfica, expiração temporal e revogação opcional através de </w:t>
-      </w:r>
-      <w:proofErr w:type="spellStart"/>
-      <w:r>
-        <w:t>blacklist</w:t>
-      </w:r>
-      <w:proofErr w:type="spellEnd"/>
-      <w:r>
-        <w:t xml:space="preserve">. Requisições com tokens inválidos ou ausentes recebem resposta 401 </w:t>
-      </w:r>
-      <w:proofErr w:type="spellStart"/>
-      <w:r>
-        <w:t>Unauthorized</w:t>
-      </w:r>
-      <w:proofErr w:type="spellEnd"/>
-      <w:r>
-        <w:t xml:space="preserve"> imediata.</w:t>
-      </w:r>
-    </w:p>
-    <w:p>
-      <w:pPr>
-        <w:pStyle w:val="TF-TEXTO"/>
-      </w:pPr>
-      <w:r>
-        <w:t xml:space="preserve">A implementação de rate </w:t>
-      </w:r>
-      <w:proofErr w:type="spellStart"/>
-      <w:r>
-        <w:t>limiting</w:t>
-      </w:r>
-      <w:proofErr w:type="spellEnd"/>
-      <w:r>
-        <w:t xml:space="preserve"> através de </w:t>
-      </w:r>
-      <w:proofErr w:type="spellStart"/>
-      <w:r>
-        <w:t>Flask-Limiter</w:t>
-      </w:r>
-      <w:proofErr w:type="spellEnd"/>
-      <w:r>
-        <w:t xml:space="preserve"> previne ataques de força bruta e </w:t>
-      </w:r>
-      <w:proofErr w:type="spellStart"/>
-      <w:r>
-        <w:t>denial</w:t>
-      </w:r>
-      <w:proofErr w:type="spellEnd"/>
-      <w:r>
-        <w:t xml:space="preserve"> </w:t>
-      </w:r>
-      <w:proofErr w:type="spellStart"/>
-      <w:r>
-        <w:t>of</w:t>
-      </w:r>
-      <w:proofErr w:type="spellEnd"/>
-      <w:r>
-        <w:t xml:space="preserve"> </w:t>
-      </w:r>
-      <w:proofErr w:type="spellStart"/>
-      <w:r>
-        <w:t>service</w:t>
-      </w:r>
-      <w:proofErr w:type="spellEnd"/>
-      <w:r>
-        <w:t xml:space="preserve">. Limites diferenciados aplicam-se a </w:t>
-      </w:r>
-      <w:proofErr w:type="spellStart"/>
-      <w:r>
-        <w:t>endpoints</w:t>
-      </w:r>
-      <w:proofErr w:type="spellEnd"/>
-      <w:r>
         <w:t xml:space="preserve"> sensíveis como login (5 tentativas por minuto) e otimização (10 requisições por hora), balanceando segurança com usabilidade legítima.</w:t>
+      </w:r>
+    </w:p>
+    <w:p>
+      <w:pPr>
+        <w:pStyle w:val="TF-TEXTO"/>
+      </w:pPr>
+    </w:p>
+    <w:p>
+      <w:pPr>
+        <w:pStyle w:val="TF-TEXTO"/>
+      </w:pPr>
+      <w:r>
+        <w:t>-- imagem do método de login –</w:t>
+      </w:r>
+    </w:p>
+    <w:p>
+      <w:pPr>
+        <w:pStyle w:val="TF-TEXTO"/>
+      </w:pPr>
+    </w:p>
+    <w:p>
+      <w:pPr>
+        <w:pStyle w:val="TF-TEXTO"/>
+      </w:pPr>
+      <w:r>
+        <w:t>-- imagem do método de otimizar carteira para mostrar a comunicação --</w:t>
       </w:r>
     </w:p>
     <w:p/>
@@ -4346,6 +4445,7 @@
   </w:style>
   <w:style w:type="character" w:customStyle="1" w:styleId="Ttulo2Char">
     <w:name w:val="Título 2 Char"/>
+    <w:aliases w:val="TF-TÍTULO 2 Char"/>
     <w:link w:val="Ttulo2"/>
     <w:rsid w:val="008129AE"/>
     <w:rPr>
@@ -4356,6 +4456,7 @@
   </w:style>
   <w:style w:type="character" w:customStyle="1" w:styleId="Ttulo3Char">
     <w:name w:val="Título 3 Char"/>
+    <w:aliases w:val="TF-TÍTULO 3 Char"/>
     <w:link w:val="Ttulo3"/>
     <w:rsid w:val="008129AE"/>
     <w:rPr>
@@ -4672,6 +4773,67 @@
 </file>
 
 <file path=customXml/item1.xml><?xml version="1.0" encoding="utf-8"?>
+<p:properties xmlns:p="http://schemas.microsoft.com/office/2006/metadata/properties" xmlns:xsi="http://www.w3.org/2001/XMLSchema-instance" xmlns:pc="http://schemas.microsoft.com/office/infopath/2007/PartnerControls">
+  <documentManagement>
+    <Has_Teacher_Only_SectionGroup xmlns="f8440490-6d1a-488a-8abf-48b89d0123a0" xsi:nil="true"/>
+    <NotebookType xmlns="f8440490-6d1a-488a-8abf-48b89d0123a0" xsi:nil="true"/>
+    <DefaultSectionNames xmlns="f8440490-6d1a-488a-8abf-48b89d0123a0" xsi:nil="true"/>
+    <Self_Registration_Enabled xmlns="f8440490-6d1a-488a-8abf-48b89d0123a0" xsi:nil="true"/>
+    <FolderType xmlns="f8440490-6d1a-488a-8abf-48b89d0123a0" xsi:nil="true"/>
+    <AppVersion xmlns="f8440490-6d1a-488a-8abf-48b89d0123a0" xsi:nil="true"/>
+    <TeamsChannelId xmlns="f8440490-6d1a-488a-8abf-48b89d0123a0" xsi:nil="true"/>
+    <IsNotebookLocked xmlns="f8440490-6d1a-488a-8abf-48b89d0123a0" xsi:nil="true"/>
+    <Students xmlns="f8440490-6d1a-488a-8abf-48b89d0123a0">
+      <UserInfo>
+        <DisplayName/>
+        <AccountId xsi:nil="true"/>
+        <AccountType/>
+      </UserInfo>
+    </Students>
+    <Templates xmlns="f8440490-6d1a-488a-8abf-48b89d0123a0" xsi:nil="true"/>
+    <CultureName xmlns="f8440490-6d1a-488a-8abf-48b89d0123a0" xsi:nil="true"/>
+    <Invited_Students xmlns="f8440490-6d1a-488a-8abf-48b89d0123a0" xsi:nil="true"/>
+    <Owner xmlns="f8440490-6d1a-488a-8abf-48b89d0123a0">
+      <UserInfo>
+        <DisplayName/>
+        <AccountId xsi:nil="true"/>
+        <AccountType/>
+      </UserInfo>
+    </Owner>
+    <Teachers xmlns="f8440490-6d1a-488a-8abf-48b89d0123a0">
+      <UserInfo>
+        <DisplayName/>
+        <AccountId xsi:nil="true"/>
+        <AccountType/>
+      </UserInfo>
+    </Teachers>
+    <Student_Groups xmlns="f8440490-6d1a-488a-8abf-48b89d0123a0">
+      <UserInfo>
+        <DisplayName/>
+        <AccountId xsi:nil="true"/>
+        <AccountType/>
+      </UserInfo>
+    </Student_Groups>
+    <Invited_Teachers xmlns="f8440490-6d1a-488a-8abf-48b89d0123a0" xsi:nil="true"/>
+    <Is_Collaboration_Space_Locked xmlns="f8440490-6d1a-488a-8abf-48b89d0123a0" xsi:nil="true"/>
+  </documentManagement>
+</p:properties>
+</file>
+
+<file path=customXml/item2.xml><?xml version="1.0" encoding="utf-8"?>
+<?mso-contentType ?>
+<FormTemplates xmlns="http://schemas.microsoft.com/sharepoint/v3/contenttype/forms">
+  <Display>DocumentLibraryForm</Display>
+  <Edit>DocumentLibraryForm</Edit>
+  <New>DocumentLibraryForm</New>
+</FormTemplates>
+</file>
+
+<file path=customXml/item3.xml><?xml version="1.0" encoding="utf-8"?>
+<b:Sources xmlns:b="http://schemas.openxmlformats.org/officeDocument/2006/bibliography" xmlns="http://schemas.openxmlformats.org/officeDocument/2006/bibliography" SelectedStyle="" StyleName=""/>
+</file>
+
+<file path=customXml/item4.xml><?xml version="1.0" encoding="utf-8"?>
 <ct:contentTypeSchema xmlns:ct="http://schemas.microsoft.com/office/2006/metadata/contentType" xmlns:ma="http://schemas.microsoft.com/office/2006/metadata/properties/metaAttributes" ct:_="" ma:_="" ma:contentTypeName="Documento" ma:contentTypeID="0x010100F13453D0801D5E45B1745A09551F1C32" ma:contentTypeVersion="28" ma:contentTypeDescription="Crie um novo documento." ma:contentTypeScope="" ma:versionID="fa9ef3803bb4ef638f344296fd7d9170">
   <xsd:schema xmlns:xsd="http://www.w3.org/2001/XMLSchema" xmlns:xs="http://www.w3.org/2001/XMLSchema" xmlns:p="http://schemas.microsoft.com/office/2006/metadata/properties" xmlns:ns3="f8440490-6d1a-488a-8abf-48b89d0123a0" xmlns:ns4="22206413-f776-4b11-bcb2-0b935dc83731" targetNamespace="http://schemas.microsoft.com/office/2006/metadata/properties" ma:root="true" ma:fieldsID="5a7e583b53460e8ff4480ccd12c418cb" ns3:_="" ns4:_="">
     <xsd:import namespace="f8440490-6d1a-488a-8abf-48b89d0123a0"/>
@@ -5046,68 +5208,33 @@
 </ct:contentTypeSchema>
 </file>
 
-<file path=customXml/item2.xml><?xml version="1.0" encoding="utf-8"?>
-<b:Sources xmlns:b="http://schemas.openxmlformats.org/officeDocument/2006/bibliography" xmlns="http://schemas.openxmlformats.org/officeDocument/2006/bibliography" SelectedStyle="" StyleName=""/>
+<file path=customXml/itemProps1.xml><?xml version="1.0" encoding="utf-8"?>
+<ds:datastoreItem xmlns:ds="http://schemas.openxmlformats.org/officeDocument/2006/customXml" ds:itemID="{8AB1E8BD-BF95-4AA1-9082-63603511BB6A}">
+  <ds:schemaRefs>
+    <ds:schemaRef ds:uri="http://schemas.microsoft.com/office/2006/metadata/properties"/>
+    <ds:schemaRef ds:uri="http://schemas.microsoft.com/office/infopath/2007/PartnerControls"/>
+    <ds:schemaRef ds:uri="f8440490-6d1a-488a-8abf-48b89d0123a0"/>
+  </ds:schemaRefs>
+</ds:datastoreItem>
 </file>
 
-<file path=customXml/item3.xml><?xml version="1.0" encoding="utf-8"?>
-<?mso-contentType ?>
-<FormTemplates xmlns="http://schemas.microsoft.com/sharepoint/v3/contenttype/forms">
-  <Display>DocumentLibraryForm</Display>
-  <Edit>DocumentLibraryForm</Edit>
-  <New>DocumentLibraryForm</New>
-</FormTemplates>
+<file path=customXml/itemProps2.xml><?xml version="1.0" encoding="utf-8"?>
+<ds:datastoreItem xmlns:ds="http://schemas.openxmlformats.org/officeDocument/2006/customXml" ds:itemID="{383FF85A-51EB-4AE2-BC64-AA96D5D4C3D0}">
+  <ds:schemaRefs>
+    <ds:schemaRef ds:uri="http://schemas.microsoft.com/sharepoint/v3/contenttype/forms"/>
+  </ds:schemaRefs>
+</ds:datastoreItem>
 </file>
 
-<file path=customXml/item4.xml><?xml version="1.0" encoding="utf-8"?>
-<p:properties xmlns:p="http://schemas.microsoft.com/office/2006/metadata/properties" xmlns:xsi="http://www.w3.org/2001/XMLSchema-instance" xmlns:pc="http://schemas.microsoft.com/office/infopath/2007/PartnerControls">
-  <documentManagement>
-    <Has_Teacher_Only_SectionGroup xmlns="f8440490-6d1a-488a-8abf-48b89d0123a0" xsi:nil="true"/>
-    <NotebookType xmlns="f8440490-6d1a-488a-8abf-48b89d0123a0" xsi:nil="true"/>
-    <DefaultSectionNames xmlns="f8440490-6d1a-488a-8abf-48b89d0123a0" xsi:nil="true"/>
-    <Self_Registration_Enabled xmlns="f8440490-6d1a-488a-8abf-48b89d0123a0" xsi:nil="true"/>
-    <FolderType xmlns="f8440490-6d1a-488a-8abf-48b89d0123a0" xsi:nil="true"/>
-    <AppVersion xmlns="f8440490-6d1a-488a-8abf-48b89d0123a0" xsi:nil="true"/>
-    <TeamsChannelId xmlns="f8440490-6d1a-488a-8abf-48b89d0123a0" xsi:nil="true"/>
-    <IsNotebookLocked xmlns="f8440490-6d1a-488a-8abf-48b89d0123a0" xsi:nil="true"/>
-    <Students xmlns="f8440490-6d1a-488a-8abf-48b89d0123a0">
-      <UserInfo>
-        <DisplayName/>
-        <AccountId xsi:nil="true"/>
-        <AccountType/>
-      </UserInfo>
-    </Students>
-    <Templates xmlns="f8440490-6d1a-488a-8abf-48b89d0123a0" xsi:nil="true"/>
-    <CultureName xmlns="f8440490-6d1a-488a-8abf-48b89d0123a0" xsi:nil="true"/>
-    <Invited_Students xmlns="f8440490-6d1a-488a-8abf-48b89d0123a0" xsi:nil="true"/>
-    <Owner xmlns="f8440490-6d1a-488a-8abf-48b89d0123a0">
-      <UserInfo>
-        <DisplayName/>
-        <AccountId xsi:nil="true"/>
-        <AccountType/>
-      </UserInfo>
-    </Owner>
-    <Teachers xmlns="f8440490-6d1a-488a-8abf-48b89d0123a0">
-      <UserInfo>
-        <DisplayName/>
-        <AccountId xsi:nil="true"/>
-        <AccountType/>
-      </UserInfo>
-    </Teachers>
-    <Student_Groups xmlns="f8440490-6d1a-488a-8abf-48b89d0123a0">
-      <UserInfo>
-        <DisplayName/>
-        <AccountId xsi:nil="true"/>
-        <AccountType/>
-      </UserInfo>
-    </Student_Groups>
-    <Invited_Teachers xmlns="f8440490-6d1a-488a-8abf-48b89d0123a0" xsi:nil="true"/>
-    <Is_Collaboration_Space_Locked xmlns="f8440490-6d1a-488a-8abf-48b89d0123a0" xsi:nil="true"/>
-  </documentManagement>
-</p:properties>
+<file path=customXml/itemProps3.xml><?xml version="1.0" encoding="utf-8"?>
+<ds:datastoreItem xmlns:ds="http://schemas.openxmlformats.org/officeDocument/2006/customXml" ds:itemID="{A1C22651-8492-4985-A983-E28F22F8AF0A}">
+  <ds:schemaRefs>
+    <ds:schemaRef ds:uri="http://schemas.openxmlformats.org/officeDocument/2006/bibliography"/>
+  </ds:schemaRefs>
+</ds:datastoreItem>
 </file>
 
-<file path=customXml/itemProps1.xml><?xml version="1.0" encoding="utf-8"?>
+<file path=customXml/itemProps4.xml><?xml version="1.0" encoding="utf-8"?>
 <ds:datastoreItem xmlns:ds="http://schemas.openxmlformats.org/officeDocument/2006/customXml" ds:itemID="{E13C73C3-3D32-4ED6-9310-B8CC3B84178D}">
   <ds:schemaRefs>
     <ds:schemaRef ds:uri="http://schemas.microsoft.com/office/2006/metadata/contentType"/>
@@ -5124,30 +5251,4 @@
     <ds:schemaRef ds:uri="http://schemas.microsoft.com/internal/obd"/>
   </ds:schemaRefs>
 </ds:datastoreItem>
-</file>
-
-<file path=customXml/itemProps2.xml><?xml version="1.0" encoding="utf-8"?>
-<ds:datastoreItem xmlns:ds="http://schemas.openxmlformats.org/officeDocument/2006/customXml" ds:itemID="{A1C22651-8492-4985-A983-E28F22F8AF0A}">
-  <ds:schemaRefs>
-    <ds:schemaRef ds:uri="http://schemas.openxmlformats.org/officeDocument/2006/bibliography"/>
-  </ds:schemaRefs>
-</ds:datastoreItem>
-</file>
-
-<file path=customXml/itemProps3.xml><?xml version="1.0" encoding="utf-8"?>
-<ds:datastoreItem xmlns:ds="http://schemas.openxmlformats.org/officeDocument/2006/customXml" ds:itemID="{383FF85A-51EB-4AE2-BC64-AA96D5D4C3D0}">
-  <ds:schemaRefs>
-    <ds:schemaRef ds:uri="http://schemas.microsoft.com/sharepoint/v3/contenttype/forms"/>
-  </ds:schemaRefs>
-</ds:datastoreItem>
-</file>
-
-<file path=customXml/itemProps4.xml><?xml version="1.0" encoding="utf-8"?>
-<ds:datastoreItem xmlns:ds="http://schemas.openxmlformats.org/officeDocument/2006/customXml" ds:itemID="{8AB1E8BD-BF95-4AA1-9082-63603511BB6A}">
-  <ds:schemaRefs>
-    <ds:schemaRef ds:uri="http://schemas.microsoft.com/office/2006/metadata/properties"/>
-    <ds:schemaRef ds:uri="http://schemas.microsoft.com/office/infopath/2007/PartnerControls"/>
-    <ds:schemaRef ds:uri="f8440490-6d1a-488a-8abf-48b89d0123a0"/>
-  </ds:schemaRefs>
-</ds:datastoreItem>
 </file>